--- a/NCKU/碩一下/Categorical data analysis/homework solution/Chapter 5.docx
+++ b/NCKU/碩一下/Categorical data analysis/homework solution/Chapter 5.docx
@@ -70,24 +70,211 @@
         </w:rPr>
         <w:t xml:space="preserve"> </w:t>
       </w:r>
-    </w:p>
-    <w:p>
-      <w:pPr>
-        <w:spacing w:line="360" w:lineRule="auto"/>
-      </w:pPr>
-      <w:r>
-        <w:t>a. LRstatistic = 32.9 (df = 2), P&lt;0.0001.</w:t>
-      </w:r>
-    </w:p>
-    <w:p>
-      <w:pPr>
-        <w:spacing w:line="360" w:lineRule="auto"/>
-        <w:rPr>
-          <w:rFonts w:hint="eastAsia"/>
-        </w:rPr>
-      </w:pPr>
-      <w:r>
-        <w:t>b. LR statistics are 1.56 for weight and 2.85 for width, with P-values of 0.21 and 0.09. The predictors are highly correlated (correlation = 0.887), so multicollinearity occurs.</w:t>
+      <w:r>
+        <w:tab/>
+      </w:r>
+      <w:r>
+        <w:t xml:space="preserve">a. </w:t>
+      </w:r>
+      <w:r>
+        <w:rPr>
+          <w:rFonts w:hint="eastAsia"/>
+        </w:rPr>
+        <w:t xml:space="preserve">The likelihood-ratio </w:t>
+      </w:r>
+      <w:r>
+        <w:t>statistic</w:t>
+      </w:r>
+      <w:r>
+        <w:rPr>
+          <w:rFonts w:hint="eastAsia"/>
+        </w:rPr>
+        <w:t xml:space="preserve"> is </w:t>
+      </w:r>
+      <m:oMath>
+        <m:r>
+          <w:rPr>
+            <w:rFonts w:ascii="Cambria Math" w:hAnsi="Cambria Math"/>
+          </w:rPr>
+          <m:t>32.9</m:t>
+        </m:r>
+      </m:oMath>
+      <w:r>
+        <w:t xml:space="preserve"> </w:t>
+      </w:r>
+      <w:r>
+        <w:rPr>
+          <w:rFonts w:hint="eastAsia"/>
+        </w:rPr>
+        <w:t xml:space="preserve">with </w:t>
+      </w:r>
+      <m:oMath>
+        <m:r>
+          <w:rPr>
+            <w:rFonts w:ascii="Cambria Math" w:hAnsi="Cambria Math"/>
+          </w:rPr>
+          <m:t>df=2</m:t>
+        </m:r>
+      </m:oMath>
+      <w:r>
+        <w:t xml:space="preserve">, </w:t>
+      </w:r>
+      <m:oMath>
+        <m:r>
+          <m:rPr>
+            <m:sty m:val="p"/>
+          </m:rPr>
+          <w:rPr>
+            <w:rFonts w:ascii="Cambria Math" w:hAnsi="Cambria Math"/>
+          </w:rPr>
+          <m:t>P-value</m:t>
+        </m:r>
+        <m:r>
+          <w:rPr>
+            <w:rFonts w:ascii="Cambria Math" w:hAnsi="Cambria Math"/>
+          </w:rPr>
+          <m:t>&lt;0.0001</m:t>
+        </m:r>
+      </m:oMath>
+      <w:r>
+        <w:t>.</w:t>
+      </w:r>
+    </w:p>
+    <w:p>
+      <w:pPr>
+        <w:spacing w:line="360" w:lineRule="auto"/>
+        <w:ind w:left="480"/>
+      </w:pPr>
+      <w:r>
+        <w:t xml:space="preserve">b. </w:t>
+      </w:r>
+      <w:r>
+        <w:rPr>
+          <w:rFonts w:hint="eastAsia"/>
+        </w:rPr>
+        <w:t>The likelihood-ratio</w:t>
+      </w:r>
+      <w:r>
+        <w:t xml:space="preserve"> statistics are </w:t>
+      </w:r>
+      <m:oMath>
+        <m:r>
+          <w:rPr>
+            <w:rFonts w:ascii="Cambria Math" w:hAnsi="Cambria Math"/>
+          </w:rPr>
+          <m:t>1.56</m:t>
+        </m:r>
+      </m:oMath>
+      <w:r>
+        <w:t xml:space="preserve"> for weight and </w:t>
+      </w:r>
+      <m:oMath>
+        <m:r>
+          <w:rPr>
+            <w:rFonts w:ascii="Cambria Math" w:hAnsi="Cambria Math"/>
+          </w:rPr>
+          <m:t>2.85</m:t>
+        </m:r>
+      </m:oMath>
+      <w:r>
+        <w:t xml:space="preserve"> for width, with </w:t>
+      </w:r>
+      <m:oMath>
+        <m:r>
+          <m:rPr>
+            <m:sty m:val="p"/>
+          </m:rPr>
+          <w:rPr>
+            <w:rFonts w:ascii="Cambria Math" w:hAnsi="Cambria Math"/>
+          </w:rPr>
+          <m:t>P-values</m:t>
+        </m:r>
+      </m:oMath>
+      <w:r>
+        <w:t xml:space="preserve"> of </w:t>
+      </w:r>
+      <m:oMath>
+        <m:r>
+          <w:rPr>
+            <w:rFonts w:ascii="Cambria Math" w:hAnsi="Cambria Math"/>
+          </w:rPr>
+          <m:t>0.21</m:t>
+        </m:r>
+      </m:oMath>
+      <w:r>
+        <w:t xml:space="preserve"> and </w:t>
+      </w:r>
+      <m:oMath>
+        <m:r>
+          <w:rPr>
+            <w:rFonts w:ascii="Cambria Math" w:hAnsi="Cambria Math"/>
+          </w:rPr>
+          <m:t>0.09</m:t>
+        </m:r>
+      </m:oMath>
+      <w:r>
+        <w:t xml:space="preserve">. The predictors are highly correlated </w:t>
+      </w:r>
+      <m:oMath>
+        <m:r>
+          <w:rPr>
+            <w:rFonts w:ascii="Cambria Math" w:hAnsi="Cambria Math"/>
+          </w:rPr>
+          <m:t>(</m:t>
+        </m:r>
+        <m:r>
+          <w:rPr>
+            <w:rFonts w:ascii="Cambria Math" w:hAnsi="Cambria Math"/>
+          </w:rPr>
+          <m:t>ρ</m:t>
+        </m:r>
+        <m:r>
+          <w:rPr>
+            <w:rFonts w:ascii="Cambria Math" w:hAnsi="Cambria Math"/>
+          </w:rPr>
+          <m:t>=0.887)</m:t>
+        </m:r>
+      </m:oMath>
+      <w:r>
+        <w:t>, so multicollinearity occurs.</w:t>
+      </w:r>
+    </w:p>
+    <w:p>
+      <w:pPr>
+        <w:spacing w:line="360" w:lineRule="auto"/>
+        <w:ind w:firstLine="480"/>
+        <w:rPr>
+          <w:rFonts w:hint="eastAsia"/>
+        </w:rPr>
+      </w:pPr>
+      <w:r>
+        <w:rPr>
+          <w:rFonts w:hint="eastAsia"/>
+        </w:rPr>
+        <w:t xml:space="preserve">c. Using </w:t>
+      </w:r>
+      <w:proofErr w:type="spellStart"/>
+      <w:r>
+        <w:rPr>
+          <w:rFonts w:ascii="Consolas" w:hAnsi="Consolas"/>
+        </w:rPr>
+        <w:t>stepAIC</w:t>
+      </w:r>
+      <w:proofErr w:type="spellEnd"/>
+      <w:r>
+        <w:rPr>
+          <w:rFonts w:hint="eastAsia"/>
+        </w:rPr>
+        <w:t xml:space="preserve"> </w:t>
+      </w:r>
+      <w:r>
+        <w:t>function</w:t>
+      </w:r>
+      <w:r>
+        <w:rPr>
+          <w:rFonts w:hint="eastAsia"/>
+        </w:rPr>
+        <w:t xml:space="preserve"> in R, we obtain </w:t>
       </w:r>
     </w:p>
     <w:p>
@@ -103,6 +290,9 @@
       <w:r>
         <w:t>3</w:t>
       </w:r>
+      <w:r>
+        <w:tab/>
+      </w:r>
     </w:p>
     <w:p>
       <w:pPr>
@@ -123,15 +313,15 @@
         <w:spacing w:line="360" w:lineRule="auto"/>
       </w:pPr>
       <w:r>
-        <w:t>a. Deviance = 1.38, df =</w:t>
-      </w:r>
-      <w:proofErr w:type="gramStart"/>
-      <w:r>
-        <w:t>1,has</w:t>
-      </w:r>
-      <w:proofErr w:type="gramEnd"/>
-      <w:r>
-        <w:t xml:space="preserve"> P-value = 0.24. The model fits adequately.</w:t>
+        <w:t xml:space="preserve">a. Deviance = 1.38, </w:t>
+      </w:r>
+      <w:proofErr w:type="spellStart"/>
+      <w:r>
+        <w:t>df</w:t>
+      </w:r>
+      <w:proofErr w:type="spellEnd"/>
+      <w:r>
+        <w:t xml:space="preserve"> =1,has P-value = 0.24. The model fits adequately.</w:t>
       </w:r>
     </w:p>
     <w:p>
@@ -192,7 +382,6 @@
         </w:rPr>
         <w:t xml:space="preserve"> </w:t>
       </w:r>
-      <w:proofErr w:type="gramStart"/>
       <w:r>
         <w:t>and</w:t>
       </w:r>
@@ -205,7 +394,6 @@
       <w:r>
         <w:t>also</w:t>
       </w:r>
-      <w:proofErr w:type="gramEnd"/>
       <w:r>
         <w:rPr>
           <w:rFonts w:hint="eastAsia"/>
@@ -230,15 +418,15 @@
         <w:spacing w:line="360" w:lineRule="auto"/>
       </w:pPr>
       <w:r>
-        <w:t xml:space="preserve">c. Standardized residuals have </w:t>
-      </w:r>
-      <w:proofErr w:type="gramStart"/>
-      <w:r>
-        <w:t>approximate</w:t>
-      </w:r>
-      <w:proofErr w:type="gramEnd"/>
-      <w:r>
-        <w:t xml:space="preserve"> standard normal distributions (when model holds) and appropriately reflect residual df values (i.e., only one is nonredundant).</w:t>
+        <w:t xml:space="preserve">c. Standardized residuals have approximate standard normal distributions (when model holds) and appropriately reflect residual </w:t>
+      </w:r>
+      <w:proofErr w:type="spellStart"/>
+      <w:r>
+        <w:t>df</w:t>
+      </w:r>
+      <w:proofErr w:type="spellEnd"/>
+      <w:r>
+        <w:t xml:space="preserve"> values (i.e., only one is nonredundant).</w:t>
       </w:r>
     </w:p>
     <w:p>
@@ -260,7 +448,23 @@
         <w:spacing w:line="360" w:lineRule="auto"/>
       </w:pPr>
       <w:r>
-        <w:t>a. logit(π)=α+β2d2 +···+β6d6, where di = 1 for department i and di = 0 otherwise. The model fits poorly, with residual deviance = 21.7 with df = 6. The standardized residuals for the number of females who were admitted are (4.15, 0.50, −0.87, 0.55, −1.00, 0.62). The only lack of fit is in Department 1, where more</w:t>
+        <w:t xml:space="preserve">a. logit(π)=α+β2d2 +···+β6d6, where di = 1 for department </w:t>
+      </w:r>
+      <w:proofErr w:type="spellStart"/>
+      <w:r>
+        <w:t>i</w:t>
+      </w:r>
+      <w:proofErr w:type="spellEnd"/>
+      <w:r>
+        <w:t xml:space="preserve"> and di = 0 otherwise. The model fits poorly, with residual deviance = 21.7 with </w:t>
+      </w:r>
+      <w:proofErr w:type="spellStart"/>
+      <w:r>
+        <w:t>df</w:t>
+      </w:r>
+      <w:proofErr w:type="spellEnd"/>
+      <w:r>
+        <w:t xml:space="preserve"> = 6. The standardized residuals for the number of females who were admitted are (4.15, 0.50, −0.87, 0.55, −1.00, 0.62). The only lack of fit is in Department 1, where more</w:t>
       </w:r>
       <w:r>
         <w:rPr>
@@ -380,15 +584,7 @@
         <w:spacing w:line="360" w:lineRule="auto"/>
       </w:pPr>
       <w:r>
-        <w:t xml:space="preserve">a. Some centers have </w:t>
-      </w:r>
-      <w:proofErr w:type="gramStart"/>
-      <w:r>
-        <w:t>successes</w:t>
-      </w:r>
-      <w:proofErr w:type="gramEnd"/>
-      <w:r>
-        <w:t xml:space="preserve"> but some do not have any.</w:t>
+        <w:t>a. Some centers have successes but some do not have any.</w:t>
       </w:r>
     </w:p>
     <w:p>
@@ -435,7 +631,15 @@
         <w:spacing w:line="360" w:lineRule="auto"/>
       </w:pPr>
       <w:r>
-        <w:t xml:space="preserve">The linear probability model, fitted with least squares, estimates that adjusting forduration, the estimated probability of a sore throat is 0.32 lower for the tracheal tube than the laryngeal mask. The probit model estimates that the latent distribution on the sore throat response is shifted 0.93 standard deviations lower for the </w:t>
+        <w:t xml:space="preserve">The linear probability model, fitted with least squares, estimates that adjusting </w:t>
+      </w:r>
+      <w:proofErr w:type="spellStart"/>
+      <w:r>
+        <w:t>forduration</w:t>
+      </w:r>
+      <w:proofErr w:type="spellEnd"/>
+      <w:r>
+        <w:t xml:space="preserve">, the estimated probability of a sore throat is 0.32 lower for the tracheal tube than the laryngeal mask. The probit model estimates that the latent distribution on the sore throat response is shifted 0.93 standard deviations lower for the </w:t>
       </w:r>
       <w:r>
         <w:lastRenderedPageBreak/>
@@ -461,15 +665,7 @@
         <w:spacing w:line="360" w:lineRule="auto"/>
       </w:pPr>
       <w:r>
-        <w:t>a. zα/2 =1.</w:t>
-      </w:r>
-      <w:proofErr w:type="gramStart"/>
-      <w:r>
-        <w:t>645,z</w:t>
-      </w:r>
-      <w:proofErr w:type="gramEnd"/>
-      <w:r>
-        <w:t>β =0.842, and n1 = n2 = 229.</w:t>
+        <w:t>a. zα/2 =1.645,zβ =0.842, and n1 = n2 = 229.</w:t>
       </w:r>
     </w:p>
     <w:p>

--- a/NCKU/碩一下/Categorical data analysis/homework solution/Chapter 5.docx
+++ b/NCKU/碩一下/Categorical data analysis/homework solution/Chapter 5.docx
@@ -242,16 +242,25 @@
     <w:p>
       <w:pPr>
         <w:spacing w:line="360" w:lineRule="auto"/>
-        <w:ind w:firstLine="480"/>
-        <w:rPr>
-          <w:rFonts w:hint="eastAsia"/>
-        </w:rPr>
+        <w:ind w:left="480"/>
       </w:pPr>
       <w:r>
         <w:rPr>
           <w:rFonts w:hint="eastAsia"/>
         </w:rPr>
-        <w:t xml:space="preserve">c. Using </w:t>
+        <w:t xml:space="preserve">c. </w:t>
+      </w:r>
+      <w:r>
+        <w:rPr>
+          <w:rFonts w:hint="eastAsia"/>
+        </w:rPr>
+        <w:t>After u</w:t>
+      </w:r>
+      <w:r>
+        <w:rPr>
+          <w:rFonts w:hint="eastAsia"/>
+        </w:rPr>
+        <w:t xml:space="preserve">sing </w:t>
       </w:r>
       <w:proofErr w:type="spellStart"/>
       <w:r>
@@ -274,8 +283,387 @@
         <w:rPr>
           <w:rFonts w:hint="eastAsia"/>
         </w:rPr>
-        <w:t xml:space="preserve"> in R, we obtain </w:t>
-      </w:r>
+        <w:t xml:space="preserve"> in R, </w:t>
+      </w:r>
+      <w:r>
+        <w:rPr>
+          <w:rFonts w:hint="eastAsia"/>
+        </w:rPr>
+        <w:t xml:space="preserve">weight and color </w:t>
+      </w:r>
+      <w:r>
+        <w:t>are the potential explanatory variables</w:t>
+      </w:r>
+      <w:r>
+        <w:rPr>
+          <w:rFonts w:hint="eastAsia"/>
+        </w:rPr>
+        <w:t xml:space="preserve"> for the model.</w:t>
+      </w:r>
+      <w:r>
+        <w:rPr>
+          <w:rFonts w:hint="eastAsia"/>
+        </w:rPr>
+        <w:t xml:space="preserve"> The final model is</w:t>
+      </w:r>
+    </w:p>
+    <w:p>
+      <w:pPr>
+        <w:spacing w:line="360" w:lineRule="auto"/>
+        <w:rPr>
+          <w:rFonts w:hint="eastAsia"/>
+        </w:rPr>
+      </w:pPr>
+      <m:oMathPara>
+        <m:oMath>
+          <m:r>
+            <m:rPr>
+              <m:sty m:val="p"/>
+            </m:rPr>
+            <w:rPr>
+              <w:rFonts w:ascii="Cambria Math" w:hAnsi="Cambria Math"/>
+            </w:rPr>
+            <m:t>logit</m:t>
+          </m:r>
+          <m:d>
+            <m:dPr>
+              <m:begChr m:val="["/>
+              <m:endChr m:val="]"/>
+              <m:ctrlPr>
+                <w:rPr>
+                  <w:rFonts w:ascii="Cambria Math" w:hAnsi="Cambria Math"/>
+                  <w:i/>
+                </w:rPr>
+              </m:ctrlPr>
+            </m:dPr>
+            <m:e>
+              <m:acc>
+                <m:accPr>
+                  <m:ctrlPr>
+                    <w:rPr>
+                      <w:rFonts w:ascii="Cambria Math" w:hAnsi="Cambria Math"/>
+                      <w:i/>
+                    </w:rPr>
+                  </m:ctrlPr>
+                </m:accPr>
+                <m:e>
+                  <m:r>
+                    <w:rPr>
+                      <w:rFonts w:ascii="Cambria Math" w:hAnsi="Cambria Math"/>
+                    </w:rPr>
+                    <m:t>P</m:t>
+                  </m:r>
+                </m:e>
+              </m:acc>
+              <m:d>
+                <m:dPr>
+                  <m:ctrlPr>
+                    <w:rPr>
+                      <w:rFonts w:ascii="Cambria Math" w:hAnsi="Cambria Math"/>
+                      <w:i/>
+                    </w:rPr>
+                  </m:ctrlPr>
+                </m:dPr>
+                <m:e>
+                  <m:r>
+                    <w:rPr>
+                      <w:rFonts w:ascii="Cambria Math" w:hAnsi="Cambria Math"/>
+                    </w:rPr>
+                    <m:t>Y=1</m:t>
+                  </m:r>
+                </m:e>
+              </m:d>
+            </m:e>
+          </m:d>
+          <m:r>
+            <w:rPr>
+              <w:rFonts w:ascii="Cambria Math" w:hAnsi="Cambria Math"/>
+            </w:rPr>
+            <m:t xml:space="preserve">=-3.2572+1.6928 </m:t>
+          </m:r>
+          <m:r>
+            <m:rPr>
+              <m:sty m:val="p"/>
+            </m:rPr>
+            <w:rPr>
+              <w:rFonts w:ascii="Cambria Math" w:hAnsi="Cambria Math"/>
+            </w:rPr>
+            <m:t>weight</m:t>
+          </m:r>
+          <m:r>
+            <m:rPr>
+              <m:sty m:val="p"/>
+            </m:rPr>
+            <w:rPr>
+              <w:rFonts w:ascii="Cambria Math" w:hAnsi="Cambria Math"/>
+            </w:rPr>
+            <m:t xml:space="preserve">+0.1448 </m:t>
+          </m:r>
+          <m:sSub>
+            <m:sSubPr>
+              <m:ctrlPr>
+                <w:rPr>
+                  <w:rFonts w:ascii="Cambria Math" w:hAnsi="Cambria Math"/>
+                  <w:i/>
+                </w:rPr>
+              </m:ctrlPr>
+            </m:sSubPr>
+            <m:e>
+              <m:r>
+                <w:rPr>
+                  <w:rFonts w:ascii="Cambria Math" w:hAnsi="Cambria Math"/>
+                </w:rPr>
+                <m:t>c</m:t>
+              </m:r>
+            </m:e>
+            <m:sub>
+              <m:r>
+                <w:rPr>
+                  <w:rFonts w:ascii="Cambria Math" w:hAnsi="Cambria Math"/>
+                </w:rPr>
+                <m:t>2</m:t>
+              </m:r>
+            </m:sub>
+          </m:sSub>
+          <m:r>
+            <w:rPr>
+              <w:rFonts w:ascii="Cambria Math" w:hAnsi="Cambria Math"/>
+            </w:rPr>
+            <m:t xml:space="preserve">-0.1861 </m:t>
+          </m:r>
+          <m:sSub>
+            <m:sSubPr>
+              <m:ctrlPr>
+                <w:rPr>
+                  <w:rFonts w:ascii="Cambria Math" w:hAnsi="Cambria Math"/>
+                  <w:i/>
+                </w:rPr>
+              </m:ctrlPr>
+            </m:sSubPr>
+            <m:e>
+              <m:r>
+                <w:rPr>
+                  <w:rFonts w:ascii="Cambria Math" w:hAnsi="Cambria Math"/>
+                </w:rPr>
+                <m:t>c</m:t>
+              </m:r>
+            </m:e>
+            <m:sub>
+              <m:r>
+                <w:rPr>
+                  <w:rFonts w:ascii="Cambria Math" w:hAnsi="Cambria Math"/>
+                </w:rPr>
+                <m:t>3</m:t>
+              </m:r>
+            </m:sub>
+          </m:sSub>
+          <m:r>
+            <w:rPr>
+              <w:rFonts w:ascii="Cambria Math" w:hAnsi="Cambria Math"/>
+            </w:rPr>
+            <m:t xml:space="preserve">-1.2694 </m:t>
+          </m:r>
+          <m:sSub>
+            <m:sSubPr>
+              <m:ctrlPr>
+                <w:rPr>
+                  <w:rFonts w:ascii="Cambria Math" w:hAnsi="Cambria Math"/>
+                  <w:i/>
+                </w:rPr>
+              </m:ctrlPr>
+            </m:sSubPr>
+            <m:e>
+              <m:r>
+                <w:rPr>
+                  <w:rFonts w:ascii="Cambria Math" w:hAnsi="Cambria Math"/>
+                </w:rPr>
+                <m:t>c</m:t>
+              </m:r>
+            </m:e>
+            <m:sub>
+              <m:r>
+                <w:rPr>
+                  <w:rFonts w:ascii="Cambria Math" w:hAnsi="Cambria Math"/>
+                </w:rPr>
+                <m:t>4</m:t>
+              </m:r>
+            </m:sub>
+          </m:sSub>
+          <m:r>
+            <w:rPr>
+              <w:rFonts w:ascii="Cambria Math" w:hAnsi="Cambria Math"/>
+            </w:rPr>
+            <m:t>.</m:t>
+          </m:r>
+        </m:oMath>
+      </m:oMathPara>
+    </w:p>
+    <w:p>
+      <w:pPr>
+        <w:spacing w:line="360" w:lineRule="auto"/>
+        <w:ind w:left="480" w:hanging="480"/>
+      </w:pPr>
+      <w:r>
+        <w:rPr>
+          <w:rFonts w:hint="eastAsia"/>
+        </w:rPr>
+        <w:t>5.</w:t>
+      </w:r>
+      <w:r>
+        <w:t>3</w:t>
+      </w:r>
+      <w:r>
+        <w:tab/>
+      </w:r>
+      <w:r>
+        <w:rPr>
+          <w:rFonts w:hint="eastAsia"/>
+        </w:rPr>
+        <w:t xml:space="preserve">After using </w:t>
+      </w:r>
+      <w:proofErr w:type="spellStart"/>
+      <w:r>
+        <w:rPr>
+          <w:rFonts w:ascii="Consolas" w:hAnsi="Consolas"/>
+        </w:rPr>
+        <w:t>stepAIC</w:t>
+      </w:r>
+      <w:proofErr w:type="spellEnd"/>
+      <w:r>
+        <w:rPr>
+          <w:rFonts w:hint="eastAsia"/>
+        </w:rPr>
+        <w:t xml:space="preserve"> </w:t>
+      </w:r>
+      <w:r>
+        <w:t>function</w:t>
+      </w:r>
+      <w:r>
+        <w:rPr>
+          <w:rFonts w:hint="eastAsia"/>
+        </w:rPr>
+        <w:t xml:space="preserve"> in R,</w:t>
+      </w:r>
+      <w:r>
+        <w:rPr>
+          <w:rFonts w:hint="eastAsia"/>
+        </w:rPr>
+        <w:t xml:space="preserve"> </w:t>
+      </w:r>
+      <m:oMath>
+        <m:r>
+          <w:rPr>
+            <w:rFonts w:ascii="Cambria Math" w:hAnsi="Cambria Math" w:hint="eastAsia"/>
+          </w:rPr>
+          <m:t>year</m:t>
+        </m:r>
+      </m:oMath>
+      <w:r>
+        <w:rPr>
+          <w:rFonts w:hint="eastAsia"/>
+        </w:rPr>
+        <w:t xml:space="preserve"> and </w:t>
+      </w:r>
+      <m:oMath>
+        <m:r>
+          <w:rPr>
+            <w:rFonts w:ascii="Cambria Math" w:hAnsi="Cambria Math" w:hint="eastAsia"/>
+          </w:rPr>
+          <m:t>Fsurf</m:t>
+        </m:r>
+      </m:oMath>
+      <w:r>
+        <w:rPr>
+          <w:rFonts w:hint="eastAsia"/>
+        </w:rPr>
+        <w:t xml:space="preserve"> are </w:t>
+      </w:r>
+      <w:r>
+        <w:t>the potential explanatory variables</w:t>
+      </w:r>
+      <w:r>
+        <w:rPr>
+          <w:rFonts w:hint="eastAsia"/>
+        </w:rPr>
+        <w:t xml:space="preserve"> for the model. The final model is</w:t>
+      </w:r>
+    </w:p>
+    <w:p>
+      <w:pPr>
+        <w:spacing w:line="360" w:lineRule="auto"/>
+        <w:rPr>
+          <w:rFonts w:hint="eastAsia"/>
+        </w:rPr>
+      </w:pPr>
+      <m:oMathPara>
+        <m:oMath>
+          <m:r>
+            <m:rPr>
+              <m:sty m:val="p"/>
+            </m:rPr>
+            <w:rPr>
+              <w:rFonts w:ascii="Cambria Math" w:hAnsi="Cambria Math"/>
+            </w:rPr>
+            <m:t>logit</m:t>
+          </m:r>
+          <m:d>
+            <m:dPr>
+              <m:begChr m:val="["/>
+              <m:endChr m:val="]"/>
+              <m:ctrlPr>
+                <w:rPr>
+                  <w:rFonts w:ascii="Cambria Math" w:hAnsi="Cambria Math"/>
+                  <w:i/>
+                </w:rPr>
+              </m:ctrlPr>
+            </m:dPr>
+            <m:e>
+              <m:acc>
+                <m:accPr>
+                  <m:ctrlPr>
+                    <w:rPr>
+                      <w:rFonts w:ascii="Cambria Math" w:hAnsi="Cambria Math"/>
+                      <w:i/>
+                    </w:rPr>
+                  </m:ctrlPr>
+                </m:accPr>
+                <m:e>
+                  <m:r>
+                    <w:rPr>
+                      <w:rFonts w:ascii="Cambria Math" w:hAnsi="Cambria Math"/>
+                    </w:rPr>
+                    <m:t>P</m:t>
+                  </m:r>
+                </m:e>
+              </m:acc>
+              <m:d>
+                <m:dPr>
+                  <m:ctrlPr>
+                    <w:rPr>
+                      <w:rFonts w:ascii="Cambria Math" w:hAnsi="Cambria Math"/>
+                      <w:i/>
+                    </w:rPr>
+                  </m:ctrlPr>
+                </m:dPr>
+                <m:e>
+                  <m:r>
+                    <w:rPr>
+                      <w:rFonts w:ascii="Cambria Math" w:hAnsi="Cambria Math"/>
+                    </w:rPr>
+                    <m:t>Y=1</m:t>
+                  </m:r>
+                </m:e>
+              </m:d>
+            </m:e>
+          </m:d>
+          <m:r>
+            <w:rPr>
+              <w:rFonts w:ascii="Cambria Math" w:hAnsi="Cambria Math"/>
+            </w:rPr>
+            <m:t>=-1.3744+0.1153 year-0.1491 Fsurf.</m:t>
+          </m:r>
+        </m:oMath>
+      </m:oMathPara>
     </w:p>
     <w:p>
       <w:pPr>
@@ -288,10 +676,146 @@
         <w:t>5.</w:t>
       </w:r>
       <w:r>
-        <w:t>3</w:t>
+        <w:t>7</w:t>
       </w:r>
       <w:r>
         <w:tab/>
+      </w:r>
+      <w:r>
+        <w:t xml:space="preserve">a. Deviance = 1.38, </w:t>
+      </w:r>
+      <w:proofErr w:type="spellStart"/>
+      <w:r>
+        <w:t>df</w:t>
+      </w:r>
+      <w:proofErr w:type="spellEnd"/>
+      <w:r>
+        <w:t xml:space="preserve"> =</w:t>
+      </w:r>
+      <w:proofErr w:type="gramStart"/>
+      <w:r>
+        <w:t>1,has</w:t>
+      </w:r>
+      <w:proofErr w:type="gramEnd"/>
+      <w:r>
+        <w:t xml:space="preserve"> P-value = 0.24. The model fits adequately.</w:t>
+      </w:r>
+    </w:p>
+    <w:p>
+      <w:pPr>
+        <w:spacing w:line="360" w:lineRule="auto"/>
+        <w:ind w:firstLine="480"/>
+      </w:pPr>
+      <w:r>
+        <w:t>b. The</w:t>
+      </w:r>
+      <w:r>
+        <w:rPr>
+          <w:rFonts w:hint="eastAsia"/>
+        </w:rPr>
+        <w:t xml:space="preserve"> </w:t>
+      </w:r>
+      <w:r>
+        <w:t>fitted</w:t>
+      </w:r>
+      <w:r>
+        <w:rPr>
+          <w:rFonts w:hint="eastAsia"/>
+        </w:rPr>
+        <w:t xml:space="preserve"> </w:t>
+      </w:r>
+      <w:r>
+        <w:t>values</w:t>
+      </w:r>
+      <w:r>
+        <w:rPr>
+          <w:rFonts w:hint="eastAsia"/>
+        </w:rPr>
+        <w:t xml:space="preserve"> </w:t>
+      </w:r>
+      <w:r>
+        <w:t>are</w:t>
+      </w:r>
+      <w:r>
+        <w:rPr>
+          <w:rFonts w:hint="eastAsia"/>
+        </w:rPr>
+        <w:t xml:space="preserve"> </w:t>
+      </w:r>
+      <w:r>
+        <w:t>close for the two</w:t>
+      </w:r>
+      <w:r>
+        <w:rPr>
+          <w:rFonts w:hint="eastAsia"/>
+        </w:rPr>
+        <w:t xml:space="preserve"> </w:t>
+      </w:r>
+      <w:r>
+        <w:t>race groups that used AZT</w:t>
+      </w:r>
+      <w:r>
+        <w:rPr>
+          <w:rFonts w:hint="eastAsia"/>
+        </w:rPr>
+        <w:t xml:space="preserve"> </w:t>
+      </w:r>
+      <w:proofErr w:type="gramStart"/>
+      <w:r>
+        <w:t>and</w:t>
+      </w:r>
+      <w:r>
+        <w:rPr>
+          <w:rFonts w:hint="eastAsia"/>
+        </w:rPr>
+        <w:t xml:space="preserve"> </w:t>
+      </w:r>
+      <w:r>
+        <w:t>also</w:t>
+      </w:r>
+      <w:proofErr w:type="gramEnd"/>
+      <w:r>
+        <w:rPr>
+          <w:rFonts w:hint="eastAsia"/>
+        </w:rPr>
+        <w:t xml:space="preserve"> </w:t>
+      </w:r>
+      <w:r>
+        <w:t>close</w:t>
+      </w:r>
+      <w:r>
+        <w:rPr>
+          <w:rFonts w:hint="eastAsia"/>
+        </w:rPr>
+        <w:t xml:space="preserve"> </w:t>
+      </w:r>
+      <w:r>
+        <w:t>for the two race groups that did not use AZT, which reflects the lack of significance for race in the model.</w:t>
+      </w:r>
+    </w:p>
+    <w:p>
+      <w:pPr>
+        <w:spacing w:line="360" w:lineRule="auto"/>
+        <w:ind w:firstLine="480"/>
+      </w:pPr>
+      <w:r>
+        <w:t xml:space="preserve">c. Standardized residuals have </w:t>
+      </w:r>
+      <w:proofErr w:type="gramStart"/>
+      <w:r>
+        <w:t>approximate</w:t>
+      </w:r>
+      <w:proofErr w:type="gramEnd"/>
+      <w:r>
+        <w:t xml:space="preserve"> standard normal distributions (when model holds) and appropriately reflect residual </w:t>
+      </w:r>
+      <w:proofErr w:type="spellStart"/>
+      <w:r>
+        <w:t>df</w:t>
+      </w:r>
+      <w:proofErr w:type="spellEnd"/>
+      <w:r>
+        <w:t xml:space="preserve"> values (i.e., only one is nonredundant).</w:t>
       </w:r>
     </w:p>
     <w:p>
@@ -305,7 +829,7 @@
         <w:t>5.</w:t>
       </w:r>
       <w:r>
-        <w:t>7</w:t>
+        <w:t>9</w:t>
       </w:r>
     </w:p>
     <w:p>
@@ -313,15 +837,113 @@
         <w:spacing w:line="360" w:lineRule="auto"/>
       </w:pPr>
       <w:r>
-        <w:t xml:space="preserve">a. Deviance = 1.38, </w:t>
+        <w:t xml:space="preserve">a. logit(π)=α+β2d2 +···+β6d6, where di = 1 for department </w:t>
       </w:r>
       <w:proofErr w:type="spellStart"/>
       <w:r>
+        <w:t>i</w:t>
+      </w:r>
+      <w:proofErr w:type="spellEnd"/>
+      <w:r>
+        <w:t xml:space="preserve"> and di = 0 otherwise. The model fits poorly, with residual deviance = 21.7 with </w:t>
+      </w:r>
+      <w:proofErr w:type="spellStart"/>
+      <w:r>
         <w:t>df</w:t>
       </w:r>
       <w:proofErr w:type="spellEnd"/>
       <w:r>
-        <w:t xml:space="preserve"> =1,has P-value = 0.24. The model fits adequately.</w:t>
+        <w:t xml:space="preserve"> = 6. The standardized residuals for the number of females who were admitted are (4.15, 0.50, −0.87, 0.55, −1.00, 0.62). The only lack of fit is in Department 1, where more</w:t>
+      </w:r>
+      <w:r>
+        <w:rPr>
+          <w:rFonts w:hint="eastAsia"/>
+        </w:rPr>
+        <w:t xml:space="preserve"> </w:t>
+      </w:r>
+      <w:r>
+        <w:t>females</w:t>
+      </w:r>
+      <w:r>
+        <w:rPr>
+          <w:rFonts w:hint="eastAsia"/>
+        </w:rPr>
+        <w:t xml:space="preserve"> </w:t>
+      </w:r>
+      <w:r>
+        <w:t>were</w:t>
+      </w:r>
+      <w:r>
+        <w:rPr>
+          <w:rFonts w:hint="eastAsia"/>
+        </w:rPr>
+        <w:t xml:space="preserve"> </w:t>
+      </w:r>
+      <w:r>
+        <w:t>admitted</w:t>
+      </w:r>
+      <w:r>
+        <w:rPr>
+          <w:rFonts w:hint="eastAsia"/>
+        </w:rPr>
+        <w:t xml:space="preserve"> </w:t>
+      </w:r>
+      <w:r>
+        <w:t>than</w:t>
+      </w:r>
+      <w:r>
+        <w:rPr>
+          <w:rFonts w:hint="eastAsia"/>
+        </w:rPr>
+        <w:t xml:space="preserve"> </w:t>
+      </w:r>
+      <w:r>
+        <w:t>expected.</w:t>
+      </w:r>
+      <w:r>
+        <w:rPr>
+          <w:rFonts w:hint="eastAsia"/>
+        </w:rPr>
+        <w:t xml:space="preserve"> </w:t>
+      </w:r>
+      <w:r>
+        <w:t>For</w:t>
+      </w:r>
+      <w:r>
+        <w:rPr>
+          <w:rFonts w:hint="eastAsia"/>
+        </w:rPr>
+        <w:t xml:space="preserve"> </w:t>
+      </w:r>
+      <w:r>
+        <w:t>males,</w:t>
+      </w:r>
+      <w:r>
+        <w:rPr>
+          <w:rFonts w:hint="eastAsia"/>
+        </w:rPr>
+        <w:t xml:space="preserve"> </w:t>
+      </w:r>
+      <w:r>
+        <w:t>the</w:t>
+      </w:r>
+      <w:r>
+        <w:rPr>
+          <w:rFonts w:hint="eastAsia"/>
+        </w:rPr>
+        <w:t xml:space="preserve"> </w:t>
+      </w:r>
+      <w:r>
+        <w:t>standardized</w:t>
+      </w:r>
+      <w:r>
+        <w:rPr>
+          <w:rFonts w:hint="eastAsia"/>
+        </w:rPr>
+        <w:t xml:space="preserve"> </w:t>
+      </w:r>
+      <w:r>
+        <w:t>residual=−4.15, so fewer males were admitted than expected if the model lacking gender effect truly holds.</w:t>
       </w:r>
     </w:p>
     <w:p>
@@ -329,88 +951,7 @@
         <w:spacing w:line="360" w:lineRule="auto"/>
       </w:pPr>
       <w:r>
-        <w:t>b. The</w:t>
-      </w:r>
-      <w:r>
-        <w:rPr>
-          <w:rFonts w:hint="eastAsia"/>
-        </w:rPr>
-        <w:t xml:space="preserve"> </w:t>
-      </w:r>
-      <w:r>
-        <w:t>fitted</w:t>
-      </w:r>
-      <w:r>
-        <w:rPr>
-          <w:rFonts w:hint="eastAsia"/>
-        </w:rPr>
-        <w:t xml:space="preserve"> </w:t>
-      </w:r>
-      <w:r>
-        <w:t>values</w:t>
-      </w:r>
-      <w:r>
-        <w:rPr>
-          <w:rFonts w:hint="eastAsia"/>
-        </w:rPr>
-        <w:t xml:space="preserve"> </w:t>
-      </w:r>
-      <w:r>
-        <w:t>are</w:t>
-      </w:r>
-      <w:r>
-        <w:rPr>
-          <w:rFonts w:hint="eastAsia"/>
-        </w:rPr>
-        <w:t xml:space="preserve"> </w:t>
-      </w:r>
-      <w:r>
-        <w:t>close for the two</w:t>
-      </w:r>
-      <w:r>
-        <w:rPr>
-          <w:rFonts w:hint="eastAsia"/>
-        </w:rPr>
-        <w:t xml:space="preserve"> </w:t>
-      </w:r>
-      <w:r>
-        <w:t>race groups that used AZT</w:t>
-      </w:r>
-      <w:r>
-        <w:rPr>
-          <w:rFonts w:hint="eastAsia"/>
-        </w:rPr>
-        <w:t xml:space="preserve"> </w:t>
-      </w:r>
-      <w:r>
-        <w:t>and</w:t>
-      </w:r>
-      <w:r>
-        <w:rPr>
-          <w:rFonts w:hint="eastAsia"/>
-        </w:rPr>
-        <w:t xml:space="preserve"> </w:t>
-      </w:r>
-      <w:r>
-        <w:t>also</w:t>
-      </w:r>
-      <w:r>
-        <w:rPr>
-          <w:rFonts w:hint="eastAsia"/>
-        </w:rPr>
-        <w:t xml:space="preserve"> </w:t>
-      </w:r>
-      <w:r>
-        <w:t>close</w:t>
-      </w:r>
-      <w:r>
-        <w:rPr>
-          <w:rFonts w:hint="eastAsia"/>
-        </w:rPr>
-        <w:t xml:space="preserve"> </w:t>
-      </w:r>
-      <w:r>
-        <w:t>for the two race groups that did not use AZT, which reflects the lack of significance for race in the model.</w:t>
+        <w:t>b. Males apply in relatively greater numbers to departments that have relatively higher proportions of acceptances.</w:t>
       </w:r>
     </w:p>
     <w:p>
@@ -418,15 +959,13 @@
         <w:spacing w:line="360" w:lineRule="auto"/>
       </w:pPr>
       <w:r>
-        <w:t xml:space="preserve">c. Standardized residuals have approximate standard normal distributions (when model holds) and appropriately reflect residual </w:t>
-      </w:r>
-      <w:proofErr w:type="spellStart"/>
-      <w:r>
-        <w:t>df</w:t>
-      </w:r>
-      <w:proofErr w:type="spellEnd"/>
-      <w:r>
-        <w:t xml:space="preserve"> values (i.e., only one is nonredundant).</w:t>
+        <w:rPr>
+          <w:rFonts w:hint="eastAsia"/>
+        </w:rPr>
+        <w:t>5.</w:t>
+      </w:r>
+      <w:r>
+        <w:t>15</w:t>
       </w:r>
     </w:p>
     <w:p>
@@ -434,13 +973,15 @@
         <w:spacing w:line="360" w:lineRule="auto"/>
       </w:pPr>
       <w:r>
-        <w:rPr>
-          <w:rFonts w:hint="eastAsia"/>
-        </w:rPr>
-        <w:t>5.</w:t>
-      </w:r>
-      <w:r>
-        <w:t>9</w:t>
+        <w:t xml:space="preserve">a. Some centers have </w:t>
+      </w:r>
+      <w:proofErr w:type="gramStart"/>
+      <w:r>
+        <w:t>successes</w:t>
+      </w:r>
+      <w:proofErr w:type="gramEnd"/>
+      <w:r>
+        <w:t xml:space="preserve"> but some do not have any.</w:t>
       </w:r>
     </w:p>
     <w:p>
@@ -448,113 +989,16 @@
         <w:spacing w:line="360" w:lineRule="auto"/>
       </w:pPr>
       <w:r>
-        <w:t xml:space="preserve">a. logit(π)=α+β2d2 +···+β6d6, where di = 1 for department </w:t>
-      </w:r>
-      <w:proofErr w:type="spellStart"/>
-      <w:r>
-        <w:t>i</w:t>
-      </w:r>
-      <w:proofErr w:type="spellEnd"/>
-      <w:r>
-        <w:t xml:space="preserve"> and di = 0 otherwise. The model fits poorly, with residual deviance = 21.7 with </w:t>
-      </w:r>
-      <w:proofErr w:type="spellStart"/>
-      <w:r>
-        <w:t>df</w:t>
-      </w:r>
-      <w:proofErr w:type="spellEnd"/>
-      <w:r>
-        <w:t xml:space="preserve"> = 6. The standardized residuals for the number of females who were admitted are (4.15, 0.50, −0.87, 0.55, −1.00, 0.62). The only lack of fit is in Department 1, where more</w:t>
-      </w:r>
-      <w:r>
-        <w:rPr>
-          <w:rFonts w:hint="eastAsia"/>
-        </w:rPr>
-        <w:t xml:space="preserve"> </w:t>
-      </w:r>
-      <w:r>
-        <w:t>females</w:t>
-      </w:r>
-      <w:r>
-        <w:rPr>
-          <w:rFonts w:hint="eastAsia"/>
-        </w:rPr>
-        <w:t xml:space="preserve"> </w:t>
-      </w:r>
-      <w:r>
-        <w:t>were</w:t>
-      </w:r>
-      <w:r>
-        <w:rPr>
-          <w:rFonts w:hint="eastAsia"/>
-        </w:rPr>
-        <w:t xml:space="preserve"> </w:t>
-      </w:r>
-      <w:r>
-        <w:t>admitted</w:t>
-      </w:r>
-      <w:r>
-        <w:rPr>
-          <w:rFonts w:hint="eastAsia"/>
-        </w:rPr>
-        <w:t xml:space="preserve"> </w:t>
-      </w:r>
-      <w:r>
-        <w:t>than</w:t>
-      </w:r>
-      <w:r>
-        <w:rPr>
-          <w:rFonts w:hint="eastAsia"/>
-        </w:rPr>
-        <w:t xml:space="preserve"> </w:t>
-      </w:r>
-      <w:r>
-        <w:t>expected.</w:t>
-      </w:r>
-      <w:r>
-        <w:rPr>
-          <w:rFonts w:hint="eastAsia"/>
-        </w:rPr>
-        <w:t xml:space="preserve"> </w:t>
-      </w:r>
-      <w:r>
-        <w:t>For</w:t>
-      </w:r>
-      <w:r>
-        <w:rPr>
-          <w:rFonts w:hint="eastAsia"/>
-        </w:rPr>
-        <w:t xml:space="preserve"> </w:t>
-      </w:r>
-      <w:r>
-        <w:t>males,</w:t>
-      </w:r>
-      <w:r>
-        <w:rPr>
-          <w:rFonts w:hint="eastAsia"/>
-        </w:rPr>
-        <w:t xml:space="preserve"> </w:t>
-      </w:r>
-      <w:r>
-        <w:t>the</w:t>
-      </w:r>
-      <w:r>
-        <w:rPr>
-          <w:rFonts w:hint="eastAsia"/>
-        </w:rPr>
-        <w:t xml:space="preserve"> </w:t>
-      </w:r>
-      <w:r>
-        <w:t>standardized</w:t>
-      </w:r>
-      <w:r>
-        <w:rPr>
-          <w:rFonts w:hint="eastAsia"/>
-        </w:rPr>
-        <w:t xml:space="preserve"> </w:t>
-      </w:r>
-      <w:r>
-        <w:t>residual=−4.15, so fewer males were admitted than expected if the model lacking gender effect truly holds.</w:t>
+        <w:t>b. Depends on software used, but the actual ML estimates are both −</w:t>
+      </w:r>
+      <w:r>
+        <w:rPr>
+          <w:rFonts w:hint="eastAsia"/>
+        </w:rPr>
+        <w:t>∞</w:t>
+      </w:r>
+      <w:r>
+        <w:t>.</w:t>
       </w:r>
     </w:p>
     <w:p>
@@ -562,7 +1006,7 @@
         <w:spacing w:line="360" w:lineRule="auto"/>
       </w:pPr>
       <w:r>
-        <w:t>b. Males apply in relatively greater numbers to departments that have relatively higher proportions of acceptances.</w:t>
+        <w:t>c. ˆ β =1.55 (SE =0.70).</w:t>
       </w:r>
     </w:p>
     <w:p>
@@ -576,7 +1020,7 @@
         <w:t>5.</w:t>
       </w:r>
       <w:r>
-        <w:t>15</w:t>
+        <w:t>17</w:t>
       </w:r>
     </w:p>
     <w:p>
@@ -584,7 +1028,16 @@
         <w:spacing w:line="360" w:lineRule="auto"/>
       </w:pPr>
       <w:r>
-        <w:t>a. Some centers have successes but some do not have any.</w:t>
+        <w:lastRenderedPageBreak/>
+        <w:t xml:space="preserve">The linear probability model, fitted with least squares, estimates that adjusting </w:t>
+      </w:r>
+      <w:proofErr w:type="spellStart"/>
+      <w:r>
+        <w:t>forduration</w:t>
+      </w:r>
+      <w:proofErr w:type="spellEnd"/>
+      <w:r>
+        <w:t>, the estimated probability of a sore throat is 0.32 lower for the tracheal tube than the laryngeal mask. The probit model estimates that the latent distribution on the sore throat response is shifted 0.93 standard deviations lower for the tracheal tube than the laryngeal mask.</w:t>
       </w:r>
     </w:p>
     <w:p>
@@ -592,16 +1045,13 @@
         <w:spacing w:line="360" w:lineRule="auto"/>
       </w:pPr>
       <w:r>
-        <w:t>b. Depends on software used, but the actual ML estimates are both −</w:t>
-      </w:r>
-      <w:r>
-        <w:rPr>
-          <w:rFonts w:hint="eastAsia"/>
-        </w:rPr>
-        <w:t>∞</w:t>
-      </w:r>
-      <w:r>
-        <w:t>.</w:t>
+        <w:rPr>
+          <w:rFonts w:hint="eastAsia"/>
+        </w:rPr>
+        <w:t>5.</w:t>
+      </w:r>
+      <w:r>
+        <w:t>19</w:t>
       </w:r>
     </w:p>
     <w:p>
@@ -609,63 +1059,15 @@
         <w:spacing w:line="360" w:lineRule="auto"/>
       </w:pPr>
       <w:r>
-        <w:t>c. ˆ β =1.55 (SE =0.70).</w:t>
-      </w:r>
-    </w:p>
-    <w:p>
-      <w:pPr>
-        <w:spacing w:line="360" w:lineRule="auto"/>
-      </w:pPr>
-      <w:r>
-        <w:rPr>
-          <w:rFonts w:hint="eastAsia"/>
-        </w:rPr>
-        <w:t>5.</w:t>
-      </w:r>
-      <w:r>
-        <w:t>17</w:t>
-      </w:r>
-    </w:p>
-    <w:p>
-      <w:pPr>
-        <w:spacing w:line="360" w:lineRule="auto"/>
-      </w:pPr>
-      <w:r>
-        <w:t xml:space="preserve">The linear probability model, fitted with least squares, estimates that adjusting </w:t>
-      </w:r>
-      <w:proofErr w:type="spellStart"/>
-      <w:r>
-        <w:t>forduration</w:t>
-      </w:r>
-      <w:proofErr w:type="spellEnd"/>
-      <w:r>
-        <w:t xml:space="preserve">, the estimated probability of a sore throat is 0.32 lower for the tracheal tube than the laryngeal mask. The probit model estimates that the latent distribution on the sore throat response is shifted 0.93 standard deviations lower for the </w:t>
-      </w:r>
-      <w:r>
-        <w:lastRenderedPageBreak/>
-        <w:t>tracheal tube than the laryngeal mask.</w:t>
-      </w:r>
-    </w:p>
-    <w:p>
-      <w:pPr>
-        <w:spacing w:line="360" w:lineRule="auto"/>
-      </w:pPr>
-      <w:r>
-        <w:rPr>
-          <w:rFonts w:hint="eastAsia"/>
-        </w:rPr>
-        <w:t>5.</w:t>
-      </w:r>
-      <w:r>
-        <w:t>19</w:t>
-      </w:r>
-    </w:p>
-    <w:p>
-      <w:pPr>
-        <w:spacing w:line="360" w:lineRule="auto"/>
-      </w:pPr>
-      <w:r>
-        <w:t>a. zα/2 =1.645,zβ =0.842, and n1 = n2 = 229.</w:t>
+        <w:t>a. zα/2 =1.</w:t>
+      </w:r>
+      <w:proofErr w:type="gramStart"/>
+      <w:r>
+        <w:t>645,z</w:t>
+      </w:r>
+      <w:proofErr w:type="gramEnd"/>
+      <w:r>
+        <w:t>β =0.842, and n1 = n2 = 229.</w:t>
       </w:r>
     </w:p>
     <w:p>

--- a/NCKU/碩一下/Categorical data analysis/homework solution/Chapter 5.docx
+++ b/NCKU/碩一下/Categorical data analysis/homework solution/Chapter 5.docx
@@ -54,40 +54,59 @@
     <w:p>
       <w:pPr>
         <w:spacing w:line="360" w:lineRule="auto"/>
+        <w:rPr>
+          <w:color w:val="FF0000"/>
+        </w:rPr>
       </w:pPr>
       <w:r>
         <w:rPr>
           <w:rFonts w:hint="eastAsia"/>
+          <w:color w:val="FF0000"/>
         </w:rPr>
         <w:t>5.</w:t>
       </w:r>
       <w:r>
+        <w:rPr>
+          <w:color w:val="FF0000"/>
+        </w:rPr>
         <w:t>1</w:t>
       </w:r>
       <w:r>
         <w:rPr>
           <w:rFonts w:hint="eastAsia"/>
+          <w:color w:val="FF0000"/>
         </w:rPr>
         <w:t xml:space="preserve"> </w:t>
       </w:r>
       <w:r>
+        <w:rPr>
+          <w:color w:val="FF0000"/>
+        </w:rPr>
         <w:tab/>
       </w:r>
       <w:r>
+        <w:rPr>
+          <w:color w:val="FF0000"/>
+        </w:rPr>
         <w:t xml:space="preserve">a. </w:t>
       </w:r>
       <w:r>
         <w:rPr>
           <w:rFonts w:hint="eastAsia"/>
+          <w:color w:val="FF0000"/>
         </w:rPr>
         <w:t xml:space="preserve">The likelihood-ratio </w:t>
       </w:r>
       <w:r>
+        <w:rPr>
+          <w:color w:val="FF0000"/>
+        </w:rPr>
         <w:t>statistic</w:t>
       </w:r>
       <w:r>
         <w:rPr>
           <w:rFonts w:hint="eastAsia"/>
+          <w:color w:val="FF0000"/>
         </w:rPr>
         <w:t xml:space="preserve"> is </w:t>
       </w:r>
@@ -95,16 +114,21 @@
         <m:r>
           <w:rPr>
             <w:rFonts w:ascii="Cambria Math" w:hAnsi="Cambria Math"/>
+            <w:color w:val="FF0000"/>
           </w:rPr>
           <m:t>32.9</m:t>
         </m:r>
       </m:oMath>
       <w:r>
+        <w:rPr>
+          <w:color w:val="FF0000"/>
+        </w:rPr>
         <w:t xml:space="preserve"> </w:t>
       </w:r>
       <w:r>
         <w:rPr>
           <w:rFonts w:hint="eastAsia"/>
+          <w:color w:val="FF0000"/>
         </w:rPr>
         <w:t xml:space="preserve">with </w:t>
       </w:r>
@@ -112,11 +136,15 @@
         <m:r>
           <w:rPr>
             <w:rFonts w:ascii="Cambria Math" w:hAnsi="Cambria Math"/>
+            <w:color w:val="FF0000"/>
           </w:rPr>
           <m:t>df=2</m:t>
         </m:r>
       </m:oMath>
       <w:r>
+        <w:rPr>
+          <w:color w:val="FF0000"/>
+        </w:rPr>
         <w:t xml:space="preserve">, </w:t>
       </w:r>
       <m:oMath>
@@ -126,17 +154,22 @@
           </m:rPr>
           <w:rPr>
             <w:rFonts w:ascii="Cambria Math" w:hAnsi="Cambria Math"/>
+            <w:color w:val="FF0000"/>
           </w:rPr>
           <m:t>P-value</m:t>
         </m:r>
         <m:r>
           <w:rPr>
             <w:rFonts w:ascii="Cambria Math" w:hAnsi="Cambria Math"/>
+            <w:color w:val="FF0000"/>
           </w:rPr>
           <m:t>&lt;0.0001</m:t>
         </m:r>
       </m:oMath>
       <w:r>
+        <w:rPr>
+          <w:color w:val="FF0000"/>
+        </w:rPr>
         <w:t>.</w:t>
       </w:r>
     </w:p>
@@ -144,39 +177,57 @@
       <w:pPr>
         <w:spacing w:line="360" w:lineRule="auto"/>
         <w:ind w:left="480"/>
+        <w:rPr>
+          <w:color w:val="FF0000"/>
+        </w:rPr>
       </w:pPr>
       <w:r>
+        <w:rPr>
+          <w:color w:val="FF0000"/>
+        </w:rPr>
         <w:t xml:space="preserve">b. </w:t>
       </w:r>
       <w:r>
         <w:rPr>
           <w:rFonts w:hint="eastAsia"/>
+          <w:color w:val="FF0000"/>
         </w:rPr>
         <w:t>The likelihood-ratio</w:t>
       </w:r>
       <w:r>
+        <w:rPr>
+          <w:color w:val="FF0000"/>
+        </w:rPr>
         <w:t xml:space="preserve"> statistics are </w:t>
       </w:r>
       <m:oMath>
         <m:r>
           <w:rPr>
             <w:rFonts w:ascii="Cambria Math" w:hAnsi="Cambria Math"/>
+            <w:color w:val="FF0000"/>
           </w:rPr>
           <m:t>1.56</m:t>
         </m:r>
       </m:oMath>
       <w:r>
+        <w:rPr>
+          <w:color w:val="FF0000"/>
+        </w:rPr>
         <w:t xml:space="preserve"> for weight and </w:t>
       </w:r>
       <m:oMath>
         <m:r>
           <w:rPr>
             <w:rFonts w:ascii="Cambria Math" w:hAnsi="Cambria Math"/>
+            <w:color w:val="FF0000"/>
           </w:rPr>
           <m:t>2.85</m:t>
         </m:r>
       </m:oMath>
       <w:r>
+        <w:rPr>
+          <w:color w:val="FF0000"/>
+        </w:rPr>
         <w:t xml:space="preserve"> for width, with </w:t>
       </w:r>
       <m:oMath>
@@ -186,56 +237,60 @@
           </m:rPr>
           <w:rPr>
             <w:rFonts w:ascii="Cambria Math" w:hAnsi="Cambria Math"/>
+            <w:color w:val="FF0000"/>
           </w:rPr>
           <m:t>P-values</m:t>
         </m:r>
       </m:oMath>
       <w:r>
+        <w:rPr>
+          <w:color w:val="FF0000"/>
+        </w:rPr>
         <w:t xml:space="preserve"> of </w:t>
       </w:r>
       <m:oMath>
         <m:r>
           <w:rPr>
             <w:rFonts w:ascii="Cambria Math" w:hAnsi="Cambria Math"/>
+            <w:color w:val="FF0000"/>
           </w:rPr>
           <m:t>0.21</m:t>
         </m:r>
       </m:oMath>
       <w:r>
+        <w:rPr>
+          <w:color w:val="FF0000"/>
+        </w:rPr>
         <w:t xml:space="preserve"> and </w:t>
       </w:r>
       <m:oMath>
         <m:r>
           <w:rPr>
             <w:rFonts w:ascii="Cambria Math" w:hAnsi="Cambria Math"/>
+            <w:color w:val="FF0000"/>
           </w:rPr>
           <m:t>0.09</m:t>
         </m:r>
       </m:oMath>
       <w:r>
+        <w:rPr>
+          <w:color w:val="FF0000"/>
+        </w:rPr>
         <w:t xml:space="preserve">. The predictors are highly correlated </w:t>
       </w:r>
       <m:oMath>
         <m:r>
           <w:rPr>
             <w:rFonts w:ascii="Cambria Math" w:hAnsi="Cambria Math"/>
+            <w:color w:val="FF0000"/>
           </w:rPr>
-          <m:t>(</m:t>
-        </m:r>
-        <m:r>
-          <w:rPr>
-            <w:rFonts w:ascii="Cambria Math" w:hAnsi="Cambria Math"/>
-          </w:rPr>
-          <m:t>ρ</m:t>
-        </m:r>
-        <m:r>
-          <w:rPr>
-            <w:rFonts w:ascii="Cambria Math" w:hAnsi="Cambria Math"/>
-          </w:rPr>
-          <m:t>=0.887)</m:t>
+          <m:t>(ρ=0.887)</m:t>
         </m:r>
       </m:oMath>
       <w:r>
+        <w:rPr>
+          <w:color w:val="FF0000"/>
+        </w:rPr>
         <w:t>, so multicollinearity occurs.</w:t>
       </w:r>
     </w:p>
@@ -243,22 +298,28 @@
       <w:pPr>
         <w:spacing w:line="360" w:lineRule="auto"/>
         <w:ind w:left="480"/>
+        <w:rPr>
+          <w:color w:val="FF0000"/>
+        </w:rPr>
       </w:pPr>
       <w:r>
         <w:rPr>
           <w:rFonts w:hint="eastAsia"/>
+          <w:color w:val="FF0000"/>
         </w:rPr>
         <w:t xml:space="preserve">c. </w:t>
       </w:r>
       <w:r>
         <w:rPr>
           <w:rFonts w:hint="eastAsia"/>
+          <w:color w:val="FF0000"/>
         </w:rPr>
         <w:t>After u</w:t>
       </w:r>
       <w:r>
         <w:rPr>
           <w:rFonts w:hint="eastAsia"/>
+          <w:color w:val="FF0000"/>
         </w:rPr>
         <w:t xml:space="preserve">sing </w:t>
       </w:r>
@@ -266,6 +327,7 @@
       <w:r>
         <w:rPr>
           <w:rFonts w:ascii="Consolas" w:hAnsi="Consolas"/>
+          <w:color w:val="FF0000"/>
         </w:rPr>
         <w:t>stepAIC</w:t>
       </w:r>
@@ -273,36 +335,47 @@
       <w:r>
         <w:rPr>
           <w:rFonts w:hint="eastAsia"/>
+          <w:color w:val="FF0000"/>
         </w:rPr>
         <w:t xml:space="preserve"> </w:t>
       </w:r>
       <w:r>
+        <w:rPr>
+          <w:color w:val="FF0000"/>
+        </w:rPr>
         <w:t>function</w:t>
       </w:r>
       <w:r>
         <w:rPr>
           <w:rFonts w:hint="eastAsia"/>
+          <w:color w:val="FF0000"/>
         </w:rPr>
         <w:t xml:space="preserve"> in R, </w:t>
       </w:r>
       <w:r>
         <w:rPr>
           <w:rFonts w:hint="eastAsia"/>
+          <w:color w:val="FF0000"/>
         </w:rPr>
         <w:t xml:space="preserve">weight and color </w:t>
       </w:r>
       <w:r>
+        <w:rPr>
+          <w:color w:val="FF0000"/>
+        </w:rPr>
         <w:t>are the potential explanatory variables</w:t>
       </w:r>
       <w:r>
         <w:rPr>
           <w:rFonts w:hint="eastAsia"/>
+          <w:color w:val="FF0000"/>
         </w:rPr>
         <w:t xml:space="preserve"> for the model.</w:t>
       </w:r>
       <w:r>
         <w:rPr>
           <w:rFonts w:hint="eastAsia"/>
+          <w:color w:val="FF0000"/>
         </w:rPr>
         <w:t xml:space="preserve"> The final model is</w:t>
       </w:r>
@@ -312,6 +385,7 @@
         <w:spacing w:line="360" w:lineRule="auto"/>
         <w:rPr>
           <w:rFonts w:hint="eastAsia"/>
+          <w:color w:val="FF0000"/>
         </w:rPr>
       </w:pPr>
       <m:oMathPara>
@@ -322,6 +396,7 @@
             </m:rPr>
             <w:rPr>
               <w:rFonts w:ascii="Cambria Math" w:hAnsi="Cambria Math"/>
+              <w:color w:val="FF0000"/>
             </w:rPr>
             <m:t>logit</m:t>
           </m:r>
@@ -333,6 +408,7 @@
                 <w:rPr>
                   <w:rFonts w:ascii="Cambria Math" w:hAnsi="Cambria Math"/>
                   <w:i/>
+                  <w:color w:val="FF0000"/>
                 </w:rPr>
               </m:ctrlPr>
             </m:dPr>
@@ -343,6 +419,7 @@
                     <w:rPr>
                       <w:rFonts w:ascii="Cambria Math" w:hAnsi="Cambria Math"/>
                       <w:i/>
+                      <w:color w:val="FF0000"/>
                     </w:rPr>
                   </m:ctrlPr>
                 </m:accPr>
@@ -350,6 +427,7 @@
                   <m:r>
                     <w:rPr>
                       <w:rFonts w:ascii="Cambria Math" w:hAnsi="Cambria Math"/>
+                      <w:color w:val="FF0000"/>
                     </w:rPr>
                     <m:t>P</m:t>
                   </m:r>
@@ -361,6 +439,7 @@
                     <w:rPr>
                       <w:rFonts w:ascii="Cambria Math" w:hAnsi="Cambria Math"/>
                       <w:i/>
+                      <w:color w:val="FF0000"/>
                     </w:rPr>
                   </m:ctrlPr>
                 </m:dPr>
@@ -368,6 +447,7 @@
                   <m:r>
                     <w:rPr>
                       <w:rFonts w:ascii="Cambria Math" w:hAnsi="Cambria Math"/>
+                      <w:color w:val="FF0000"/>
                     </w:rPr>
                     <m:t>Y=1</m:t>
                   </m:r>
@@ -378,6 +458,7 @@
           <m:r>
             <w:rPr>
               <w:rFonts w:ascii="Cambria Math" w:hAnsi="Cambria Math"/>
+              <w:color w:val="FF0000"/>
             </w:rPr>
             <m:t xml:space="preserve">=-3.2572+1.6928 </m:t>
           </m:r>
@@ -387,17 +468,9 @@
             </m:rPr>
             <w:rPr>
               <w:rFonts w:ascii="Cambria Math" w:hAnsi="Cambria Math"/>
+              <w:color w:val="FF0000"/>
             </w:rPr>
-            <m:t>weight</m:t>
-          </m:r>
-          <m:r>
-            <m:rPr>
-              <m:sty m:val="p"/>
-            </m:rPr>
-            <w:rPr>
-              <w:rFonts w:ascii="Cambria Math" w:hAnsi="Cambria Math"/>
-            </w:rPr>
-            <m:t xml:space="preserve">+0.1448 </m:t>
+            <m:t xml:space="preserve">weight+0.1448 </m:t>
           </m:r>
           <m:sSub>
             <m:sSubPr>
@@ -405,6 +478,7 @@
                 <w:rPr>
                   <w:rFonts w:ascii="Cambria Math" w:hAnsi="Cambria Math"/>
                   <w:i/>
+                  <w:color w:val="FF0000"/>
                 </w:rPr>
               </m:ctrlPr>
             </m:sSubPr>
@@ -412,6 +486,7 @@
               <m:r>
                 <w:rPr>
                   <w:rFonts w:ascii="Cambria Math" w:hAnsi="Cambria Math"/>
+                  <w:color w:val="FF0000"/>
                 </w:rPr>
                 <m:t>c</m:t>
               </m:r>
@@ -420,6 +495,7 @@
               <m:r>
                 <w:rPr>
                   <w:rFonts w:ascii="Cambria Math" w:hAnsi="Cambria Math"/>
+                  <w:color w:val="FF0000"/>
                 </w:rPr>
                 <m:t>2</m:t>
               </m:r>
@@ -428,6 +504,7 @@
           <m:r>
             <w:rPr>
               <w:rFonts w:ascii="Cambria Math" w:hAnsi="Cambria Math"/>
+              <w:color w:val="FF0000"/>
             </w:rPr>
             <m:t xml:space="preserve">-0.1861 </m:t>
           </m:r>
@@ -437,6 +514,7 @@
                 <w:rPr>
                   <w:rFonts w:ascii="Cambria Math" w:hAnsi="Cambria Math"/>
                   <w:i/>
+                  <w:color w:val="FF0000"/>
                 </w:rPr>
               </m:ctrlPr>
             </m:sSubPr>
@@ -444,6 +522,7 @@
               <m:r>
                 <w:rPr>
                   <w:rFonts w:ascii="Cambria Math" w:hAnsi="Cambria Math"/>
+                  <w:color w:val="FF0000"/>
                 </w:rPr>
                 <m:t>c</m:t>
               </m:r>
@@ -452,6 +531,7 @@
               <m:r>
                 <w:rPr>
                   <w:rFonts w:ascii="Cambria Math" w:hAnsi="Cambria Math"/>
+                  <w:color w:val="FF0000"/>
                 </w:rPr>
                 <m:t>3</m:t>
               </m:r>
@@ -460,6 +540,7 @@
           <m:r>
             <w:rPr>
               <w:rFonts w:ascii="Cambria Math" w:hAnsi="Cambria Math"/>
+              <w:color w:val="FF0000"/>
             </w:rPr>
             <m:t xml:space="preserve">-1.2694 </m:t>
           </m:r>
@@ -469,6 +550,7 @@
                 <w:rPr>
                   <w:rFonts w:ascii="Cambria Math" w:hAnsi="Cambria Math"/>
                   <w:i/>
+                  <w:color w:val="FF0000"/>
                 </w:rPr>
               </m:ctrlPr>
             </m:sSubPr>
@@ -476,6 +558,7 @@
               <m:r>
                 <w:rPr>
                   <w:rFonts w:ascii="Cambria Math" w:hAnsi="Cambria Math"/>
+                  <w:color w:val="FF0000"/>
                 </w:rPr>
                 <m:t>c</m:t>
               </m:r>
@@ -484,6 +567,7 @@
               <m:r>
                 <w:rPr>
                   <w:rFonts w:ascii="Cambria Math" w:hAnsi="Cambria Math"/>
+                  <w:color w:val="FF0000"/>
                 </w:rPr>
                 <m:t>4</m:t>
               </m:r>
@@ -492,6 +576,7 @@
           <m:r>
             <w:rPr>
               <w:rFonts w:ascii="Cambria Math" w:hAnsi="Cambria Math"/>
+              <w:color w:val="FF0000"/>
             </w:rPr>
             <m:t>.</m:t>
           </m:r>
@@ -502,22 +587,33 @@
       <w:pPr>
         <w:spacing w:line="360" w:lineRule="auto"/>
         <w:ind w:left="480" w:hanging="480"/>
+        <w:rPr>
+          <w:color w:val="FF0000"/>
+        </w:rPr>
       </w:pPr>
       <w:r>
         <w:rPr>
           <w:rFonts w:hint="eastAsia"/>
+          <w:color w:val="FF0000"/>
         </w:rPr>
         <w:t>5.</w:t>
       </w:r>
       <w:r>
+        <w:rPr>
+          <w:color w:val="FF0000"/>
+        </w:rPr>
         <w:t>3</w:t>
       </w:r>
       <w:r>
+        <w:rPr>
+          <w:color w:val="FF0000"/>
+        </w:rPr>
         <w:tab/>
       </w:r>
       <w:r>
         <w:rPr>
           <w:rFonts w:hint="eastAsia"/>
+          <w:color w:val="FF0000"/>
         </w:rPr>
         <w:t xml:space="preserve">After using </w:t>
       </w:r>
@@ -525,6 +621,7 @@
       <w:r>
         <w:rPr>
           <w:rFonts w:ascii="Consolas" w:hAnsi="Consolas"/>
+          <w:color w:val="FF0000"/>
         </w:rPr>
         <w:t>stepAIC</w:t>
       </w:r>
@@ -532,21 +629,27 @@
       <w:r>
         <w:rPr>
           <w:rFonts w:hint="eastAsia"/>
+          <w:color w:val="FF0000"/>
         </w:rPr>
         <w:t xml:space="preserve"> </w:t>
       </w:r>
       <w:r>
+        <w:rPr>
+          <w:color w:val="FF0000"/>
+        </w:rPr>
         <w:t>function</w:t>
       </w:r>
       <w:r>
         <w:rPr>
           <w:rFonts w:hint="eastAsia"/>
+          <w:color w:val="FF0000"/>
         </w:rPr>
         <w:t xml:space="preserve"> in R,</w:t>
       </w:r>
       <w:r>
         <w:rPr>
           <w:rFonts w:hint="eastAsia"/>
+          <w:color w:val="FF0000"/>
         </w:rPr>
         <w:t xml:space="preserve"> </w:t>
       </w:r>
@@ -554,6 +657,7 @@
         <m:r>
           <w:rPr>
             <w:rFonts w:ascii="Cambria Math" w:hAnsi="Cambria Math" w:hint="eastAsia"/>
+            <w:color w:val="FF0000"/>
           </w:rPr>
           <m:t>year</m:t>
         </m:r>
@@ -561,6 +665,7 @@
       <w:r>
         <w:rPr>
           <w:rFonts w:hint="eastAsia"/>
+          <w:color w:val="FF0000"/>
         </w:rPr>
         <w:t xml:space="preserve"> and </w:t>
       </w:r>
@@ -568,6 +673,7 @@
         <m:r>
           <w:rPr>
             <w:rFonts w:ascii="Cambria Math" w:hAnsi="Cambria Math" w:hint="eastAsia"/>
+            <w:color w:val="FF0000"/>
           </w:rPr>
           <m:t>Fsurf</m:t>
         </m:r>
@@ -575,15 +681,20 @@
       <w:r>
         <w:rPr>
           <w:rFonts w:hint="eastAsia"/>
+          <w:color w:val="FF0000"/>
         </w:rPr>
         <w:t xml:space="preserve"> are </w:t>
       </w:r>
       <w:r>
+        <w:rPr>
+          <w:color w:val="FF0000"/>
+        </w:rPr>
         <w:t>the potential explanatory variables</w:t>
       </w:r>
       <w:r>
         <w:rPr>
           <w:rFonts w:hint="eastAsia"/>
+          <w:color w:val="FF0000"/>
         </w:rPr>
         <w:t xml:space="preserve"> for the model. The final model is</w:t>
       </w:r>
@@ -593,6 +704,7 @@
         <w:spacing w:line="360" w:lineRule="auto"/>
         <w:rPr>
           <w:rFonts w:hint="eastAsia"/>
+          <w:color w:val="FF0000"/>
         </w:rPr>
       </w:pPr>
       <m:oMathPara>
@@ -603,6 +715,7 @@
             </m:rPr>
             <w:rPr>
               <w:rFonts w:ascii="Cambria Math" w:hAnsi="Cambria Math"/>
+              <w:color w:val="FF0000"/>
             </w:rPr>
             <m:t>logit</m:t>
           </m:r>
@@ -614,6 +727,7 @@
                 <w:rPr>
                   <w:rFonts w:ascii="Cambria Math" w:hAnsi="Cambria Math"/>
                   <w:i/>
+                  <w:color w:val="FF0000"/>
                 </w:rPr>
               </m:ctrlPr>
             </m:dPr>
@@ -624,6 +738,7 @@
                     <w:rPr>
                       <w:rFonts w:ascii="Cambria Math" w:hAnsi="Cambria Math"/>
                       <w:i/>
+                      <w:color w:val="FF0000"/>
                     </w:rPr>
                   </m:ctrlPr>
                 </m:accPr>
@@ -631,6 +746,7 @@
                   <m:r>
                     <w:rPr>
                       <w:rFonts w:ascii="Cambria Math" w:hAnsi="Cambria Math"/>
+                      <w:color w:val="FF0000"/>
                     </w:rPr>
                     <m:t>P</m:t>
                   </m:r>
@@ -642,6 +758,7 @@
                     <w:rPr>
                       <w:rFonts w:ascii="Cambria Math" w:hAnsi="Cambria Math"/>
                       <w:i/>
+                      <w:color w:val="FF0000"/>
                     </w:rPr>
                   </m:ctrlPr>
                 </m:dPr>
@@ -649,6 +766,7 @@
                   <m:r>
                     <w:rPr>
                       <w:rFonts w:ascii="Cambria Math" w:hAnsi="Cambria Math"/>
+                      <w:color w:val="FF0000"/>
                     </w:rPr>
                     <m:t>Y=1</m:t>
                   </m:r>
@@ -659,6 +777,7 @@
           <m:r>
             <w:rPr>
               <w:rFonts w:ascii="Cambria Math" w:hAnsi="Cambria Math"/>
+              <w:color w:val="FF0000"/>
             </w:rPr>
             <m:t>=-1.3744+0.1153 year-0.1491 Fsurf.</m:t>
           </m:r>
@@ -682,7 +801,16 @@
         <w:tab/>
       </w:r>
       <w:r>
-        <w:t xml:space="preserve">a. Deviance = 1.38, </w:t>
+        <w:t xml:space="preserve">a. </w:t>
+      </w:r>
+      <w:r>
+        <w:rPr>
+          <w:rFonts w:hint="eastAsia"/>
+        </w:rPr>
+        <w:t xml:space="preserve">The likelihood-ratio statistic is </w:t>
+      </w:r>
+      <w:r>
+        <w:t xml:space="preserve">1.38, </w:t>
       </w:r>
       <w:proofErr w:type="spellStart"/>
       <w:r>
@@ -822,21 +950,24 @@
       <w:pPr>
         <w:spacing w:line="360" w:lineRule="auto"/>
       </w:pPr>
-      <w:r>
-        <w:rPr>
-          <w:rFonts w:hint="eastAsia"/>
-        </w:rPr>
-        <w:t>5.</w:t>
-      </w:r>
-      <w:r>
-        <w:t>9</w:t>
-      </w:r>
     </w:p>
     <w:p>
       <w:pPr>
         <w:spacing w:line="360" w:lineRule="auto"/>
       </w:pPr>
       <w:r>
+        <w:rPr>
+          <w:rFonts w:hint="eastAsia"/>
+        </w:rPr>
+        <w:t>5.</w:t>
+      </w:r>
+      <w:r>
+        <w:t>9</w:t>
+      </w:r>
+      <w:r>
+        <w:tab/>
+      </w:r>
+      <w:r>
         <w:t xml:space="preserve">a. logit(π)=α+β2d2 +···+β6d6, where di = 1 for department </w:t>
       </w:r>
       <w:proofErr w:type="spellStart"/>
@@ -1029,15 +1160,16 @@
       </w:pPr>
       <w:r>
         <w:lastRenderedPageBreak/>
-        <w:t xml:space="preserve">The linear probability model, fitted with least squares, estimates that adjusting </w:t>
-      </w:r>
-      <w:proofErr w:type="spellStart"/>
-      <w:r>
-        <w:t>forduration</w:t>
-      </w:r>
-      <w:proofErr w:type="spellEnd"/>
-      <w:r>
-        <w:t>, the estimated probability of a sore throat is 0.32 lower for the tracheal tube than the laryngeal mask. The probit model estimates that the latent distribution on the sore throat response is shifted 0.93 standard deviations lower for the tracheal tube than the laryngeal mask.</w:t>
+        <w:t>The linear probability model, fitted with least squares, estimates that adjusting for</w:t>
+      </w:r>
+      <w:r>
+        <w:rPr>
+          <w:rFonts w:hint="eastAsia"/>
+        </w:rPr>
+        <w:t xml:space="preserve"> </w:t>
+      </w:r>
+      <w:r>
+        <w:t>duration, the estimated probability of a sore throat is 0.32 lower for the tracheal tube than the laryngeal mask. The probit model estimates that the latent distribution on the sore throat response is shifted 0.93 standard deviations lower for the tracheal tube than the laryngeal mask.</w:t>
       </w:r>
     </w:p>
     <w:p>

--- a/NCKU/碩一下/Categorical data analysis/homework solution/Chapter 5.docx
+++ b/NCKU/碩一下/Categorical data analysis/homework solution/Chapter 5.docx
@@ -384,7 +384,6 @@
       <w:pPr>
         <w:spacing w:line="360" w:lineRule="auto"/>
         <w:rPr>
-          <w:rFonts w:hint="eastAsia"/>
           <w:color w:val="FF0000"/>
         </w:rPr>
       </w:pPr>
@@ -644,14 +643,7 @@
           <w:rFonts w:hint="eastAsia"/>
           <w:color w:val="FF0000"/>
         </w:rPr>
-        <w:t xml:space="preserve"> in R,</w:t>
-      </w:r>
-      <w:r>
-        <w:rPr>
-          <w:rFonts w:hint="eastAsia"/>
-          <w:color w:val="FF0000"/>
-        </w:rPr>
-        <w:t xml:space="preserve"> </w:t>
+        <w:t xml:space="preserve"> in R, </w:t>
       </w:r>
       <m:oMath>
         <m:r>
@@ -703,7 +695,6 @@
       <w:pPr>
         <w:spacing w:line="360" w:lineRule="auto"/>
         <w:rPr>
-          <w:rFonts w:hint="eastAsia"/>
           <w:color w:val="FF0000"/>
         </w:rPr>
       </w:pPr>
@@ -1175,53 +1166,250 @@
     <w:p>
       <w:pPr>
         <w:spacing w:line="360" w:lineRule="auto"/>
+        <w:rPr>
+          <w:color w:val="FF0000"/>
+        </w:rPr>
       </w:pPr>
       <w:r>
         <w:rPr>
           <w:rFonts w:hint="eastAsia"/>
+          <w:color w:val="FF0000"/>
         </w:rPr>
         <w:t>5.</w:t>
       </w:r>
       <w:r>
+        <w:rPr>
+          <w:color w:val="FF0000"/>
+        </w:rPr>
         <w:t>19</w:t>
+      </w:r>
+      <w:r>
+        <w:rPr>
+          <w:color w:val="FF0000"/>
+        </w:rPr>
+        <w:tab/>
+      </w:r>
+      <w:r>
+        <w:rPr>
+          <w:color w:val="FF0000"/>
+        </w:rPr>
+        <w:t xml:space="preserve">a. </w:t>
+      </w:r>
+      <m:oMath>
+        <m:sSub>
+          <m:sSubPr>
+            <m:ctrlPr>
+              <w:rPr>
+                <w:rFonts w:ascii="Cambria Math" w:hAnsi="Cambria Math"/>
+                <w:i/>
+                <w:color w:val="FF0000"/>
+              </w:rPr>
+            </m:ctrlPr>
+          </m:sSubPr>
+          <m:e>
+            <m:r>
+              <w:rPr>
+                <w:rFonts w:ascii="Cambria Math" w:hAnsi="Cambria Math"/>
+                <w:color w:val="FF0000"/>
+              </w:rPr>
+              <m:t>z</m:t>
+            </m:r>
+          </m:e>
+          <m:sub>
+            <m:r>
+              <w:rPr>
+                <w:rFonts w:ascii="Cambria Math" w:hAnsi="Cambria Math"/>
+                <w:color w:val="FF0000"/>
+              </w:rPr>
+              <m:t>α/2</m:t>
+            </m:r>
+          </m:sub>
+        </m:sSub>
+        <m:r>
+          <w:rPr>
+            <w:rFonts w:ascii="Cambria Math" w:hAnsi="Cambria Math"/>
+            <w:color w:val="FF0000"/>
+          </w:rPr>
+          <m:t xml:space="preserve">=1.645, </m:t>
+        </m:r>
+        <m:sSub>
+          <m:sSubPr>
+            <m:ctrlPr>
+              <w:rPr>
+                <w:rFonts w:ascii="Cambria Math" w:hAnsi="Cambria Math"/>
+                <w:i/>
+                <w:color w:val="FF0000"/>
+              </w:rPr>
+            </m:ctrlPr>
+          </m:sSubPr>
+          <m:e>
+            <m:r>
+              <w:rPr>
+                <w:rFonts w:ascii="Cambria Math" w:hAnsi="Cambria Math"/>
+                <w:color w:val="FF0000"/>
+              </w:rPr>
+              <m:t>z</m:t>
+            </m:r>
+          </m:e>
+          <m:sub>
+            <m:r>
+              <w:rPr>
+                <w:rFonts w:ascii="Cambria Math" w:hAnsi="Cambria Math"/>
+                <w:color w:val="FF0000"/>
+              </w:rPr>
+              <m:t>β</m:t>
+            </m:r>
+          </m:sub>
+        </m:sSub>
+        <m:r>
+          <w:rPr>
+            <w:rFonts w:ascii="Cambria Math" w:hAnsi="Cambria Math"/>
+            <w:color w:val="FF0000"/>
+          </w:rPr>
+          <m:t xml:space="preserve">=0.842, and </m:t>
+        </m:r>
+        <m:sSub>
+          <m:sSubPr>
+            <m:ctrlPr>
+              <w:rPr>
+                <w:rFonts w:ascii="Cambria Math" w:hAnsi="Cambria Math"/>
+                <w:i/>
+                <w:color w:val="FF0000"/>
+              </w:rPr>
+            </m:ctrlPr>
+          </m:sSubPr>
+          <m:e>
+            <m:r>
+              <w:rPr>
+                <w:rFonts w:ascii="Cambria Math" w:hAnsi="Cambria Math"/>
+                <w:color w:val="FF0000"/>
+              </w:rPr>
+              <m:t>n</m:t>
+            </m:r>
+          </m:e>
+          <m:sub>
+            <m:r>
+              <w:rPr>
+                <w:rFonts w:ascii="Cambria Math" w:hAnsi="Cambria Math"/>
+                <w:color w:val="FF0000"/>
+              </w:rPr>
+              <m:t>1</m:t>
+            </m:r>
+          </m:sub>
+        </m:sSub>
+        <m:r>
+          <w:rPr>
+            <w:rFonts w:ascii="Cambria Math" w:hAnsi="Cambria Math"/>
+            <w:color w:val="FF0000"/>
+          </w:rPr>
+          <m:t>=</m:t>
+        </m:r>
+        <m:sSub>
+          <m:sSubPr>
+            <m:ctrlPr>
+              <w:rPr>
+                <w:rFonts w:ascii="Cambria Math" w:hAnsi="Cambria Math"/>
+                <w:i/>
+                <w:color w:val="FF0000"/>
+              </w:rPr>
+            </m:ctrlPr>
+          </m:sSubPr>
+          <m:e>
+            <m:r>
+              <w:rPr>
+                <w:rFonts w:ascii="Cambria Math" w:hAnsi="Cambria Math"/>
+                <w:color w:val="FF0000"/>
+              </w:rPr>
+              <m:t>n</m:t>
+            </m:r>
+          </m:e>
+          <m:sub>
+            <m:r>
+              <w:rPr>
+                <w:rFonts w:ascii="Cambria Math" w:hAnsi="Cambria Math"/>
+                <w:color w:val="FF0000"/>
+              </w:rPr>
+              <m:t>2</m:t>
+            </m:r>
+          </m:sub>
+        </m:sSub>
+        <m:r>
+          <w:rPr>
+            <w:rFonts w:ascii="Cambria Math" w:hAnsi="Cambria Math"/>
+            <w:color w:val="FF0000"/>
+          </w:rPr>
+          <m:t>=229</m:t>
+        </m:r>
+      </m:oMath>
+      <w:r>
+        <w:rPr>
+          <w:rFonts w:hint="eastAsia"/>
+          <w:color w:val="FF0000"/>
+        </w:rPr>
+        <w:t>.</w:t>
       </w:r>
     </w:p>
     <w:p>
       <w:pPr>
         <w:spacing w:line="360" w:lineRule="auto"/>
+        <w:rPr>
+          <w:rFonts w:hint="eastAsia"/>
+        </w:rPr>
       </w:pPr>
       <w:r>
-        <w:t>a. zα/2 =1.</w:t>
-      </w:r>
-      <w:proofErr w:type="gramStart"/>
-      <w:r>
-        <w:t>645,z</w:t>
-      </w:r>
-      <w:proofErr w:type="gramEnd"/>
-      <w:r>
-        <w:t>β =0.842, and n1 = n2 = 229.</w:t>
+        <w:tab/>
+      </w:r>
+      <w:r>
+        <w:rPr>
+          <w:rFonts w:hint="eastAsia"/>
+        </w:rPr>
+        <w:t xml:space="preserve">b. </w:t>
       </w:r>
     </w:p>
     <w:p>
       <w:pPr>
         <w:spacing w:line="360" w:lineRule="auto"/>
+        <w:rPr>
+          <w:color w:val="FF0000"/>
+        </w:rPr>
       </w:pPr>
       <w:r>
         <w:rPr>
           <w:rFonts w:hint="eastAsia"/>
+          <w:color w:val="FF0000"/>
         </w:rPr>
         <w:t>5.</w:t>
       </w:r>
       <w:r>
+        <w:rPr>
+          <w:color w:val="FF0000"/>
+        </w:rPr>
         <w:t>21</w:t>
       </w:r>
-    </w:p>
-    <w:p>
-      <w:pPr>
-        <w:spacing w:line="360" w:lineRule="auto"/>
-      </w:pPr>
-      <w:r>
-        <w:t>a. F, b. T</w:t>
+      <w:r>
+        <w:rPr>
+          <w:color w:val="FF0000"/>
+        </w:rPr>
+        <w:tab/>
+      </w:r>
+      <w:r>
+        <w:rPr>
+          <w:color w:val="FF0000"/>
+        </w:rPr>
+        <w:t>a. F</w:t>
+      </w:r>
+      <w:r>
+        <w:rPr>
+          <w:rFonts w:hint="eastAsia"/>
+          <w:color w:val="FF0000"/>
+        </w:rPr>
+        <w:t xml:space="preserve">, </w:t>
+      </w:r>
+      <w:r>
+        <w:rPr>
+          <w:color w:val="FF0000"/>
+        </w:rPr>
+        <w:t>b. T</w:t>
       </w:r>
     </w:p>
     <w:sectPr>

--- a/NCKU/碩一下/Categorical data analysis/homework solution/Chapter 5.docx
+++ b/NCKU/碩一下/Categorical data analysis/homework solution/Chapter 5.docx
@@ -323,7 +323,6 @@
         </w:rPr>
         <w:t xml:space="preserve">sing </w:t>
       </w:r>
-      <w:proofErr w:type="spellStart"/>
       <w:r>
         <w:rPr>
           <w:rFonts w:ascii="Consolas" w:hAnsi="Consolas"/>
@@ -331,7 +330,6 @@
         </w:rPr>
         <w:t>stepAIC</w:t>
       </w:r>
-      <w:proofErr w:type="spellEnd"/>
       <w:r>
         <w:rPr>
           <w:rFonts w:hint="eastAsia"/>
@@ -616,7 +614,6 @@
         </w:rPr>
         <w:t xml:space="preserve">After using </w:t>
       </w:r>
-      <w:proofErr w:type="spellStart"/>
       <w:r>
         <w:rPr>
           <w:rFonts w:ascii="Consolas" w:hAnsi="Consolas"/>
@@ -624,7 +621,6 @@
         </w:rPr>
         <w:t>stepAIC</w:t>
       </w:r>
-      <w:proofErr w:type="spellEnd"/>
       <w:r>
         <w:rPr>
           <w:rFonts w:hint="eastAsia"/>
@@ -778,46 +774,112 @@
     <w:p>
       <w:pPr>
         <w:spacing w:line="360" w:lineRule="auto"/>
+        <w:rPr>
+          <w:color w:val="FF0000"/>
+        </w:rPr>
       </w:pPr>
       <w:r>
         <w:rPr>
           <w:rFonts w:hint="eastAsia"/>
+          <w:color w:val="FF0000"/>
         </w:rPr>
         <w:t>5.</w:t>
       </w:r>
       <w:r>
+        <w:rPr>
+          <w:color w:val="FF0000"/>
+        </w:rPr>
         <w:t>7</w:t>
       </w:r>
       <w:r>
+        <w:rPr>
+          <w:color w:val="FF0000"/>
+        </w:rPr>
         <w:tab/>
       </w:r>
       <w:r>
+        <w:rPr>
+          <w:color w:val="FF0000"/>
+        </w:rPr>
         <w:t xml:space="preserve">a. </w:t>
       </w:r>
       <w:r>
         <w:rPr>
           <w:rFonts w:hint="eastAsia"/>
-        </w:rPr>
-        <w:t xml:space="preserve">The likelihood-ratio statistic is </w:t>
-      </w:r>
-      <w:r>
-        <w:t xml:space="preserve">1.38, </w:t>
-      </w:r>
-      <w:proofErr w:type="spellStart"/>
-      <w:r>
-        <w:t>df</w:t>
-      </w:r>
-      <w:proofErr w:type="spellEnd"/>
-      <w:r>
-        <w:t xml:space="preserve"> =</w:t>
-      </w:r>
-      <w:proofErr w:type="gramStart"/>
-      <w:r>
-        <w:t>1,has</w:t>
-      </w:r>
-      <w:proofErr w:type="gramEnd"/>
-      <w:r>
-        <w:t xml:space="preserve"> P-value = 0.24. The model fits adequately.</w:t>
+          <w:color w:val="FF0000"/>
+        </w:rPr>
+        <w:t xml:space="preserve">The </w:t>
+      </w:r>
+      <w:r>
+        <w:rPr>
+          <w:rFonts w:hint="eastAsia"/>
+          <w:color w:val="FF0000"/>
+        </w:rPr>
+        <w:t>residual deviance</w:t>
+      </w:r>
+      <w:r>
+        <w:rPr>
+          <w:rFonts w:hint="eastAsia"/>
+          <w:color w:val="FF0000"/>
+        </w:rPr>
+        <w:t xml:space="preserve"> is </w:t>
+      </w:r>
+      <m:oMath>
+        <m:r>
+          <w:rPr>
+            <w:rFonts w:ascii="Cambria Math" w:hAnsi="Cambria Math"/>
+            <w:color w:val="FF0000"/>
+          </w:rPr>
+          <m:t>1.38</m:t>
+        </m:r>
+      </m:oMath>
+      <w:r>
+        <w:rPr>
+          <w:rFonts w:hint="eastAsia"/>
+          <w:color w:val="FF0000"/>
+        </w:rPr>
+        <w:t xml:space="preserve"> with </w:t>
+      </w:r>
+      <m:oMath>
+        <m:r>
+          <w:rPr>
+            <w:rFonts w:ascii="Cambria Math" w:hAnsi="Cambria Math"/>
+            <w:color w:val="FF0000"/>
+          </w:rPr>
+          <m:t>df=1</m:t>
+        </m:r>
+      </m:oMath>
+      <w:r>
+        <w:rPr>
+          <w:rFonts w:hint="eastAsia"/>
+          <w:color w:val="FF0000"/>
+        </w:rPr>
+        <w:t xml:space="preserve">, </w:t>
+      </w:r>
+      <m:oMath>
+        <m:r>
+          <m:rPr>
+            <m:sty m:val="p"/>
+          </m:rPr>
+          <w:rPr>
+            <w:rFonts w:ascii="Cambria Math" w:hAnsi="Cambria Math"/>
+            <w:color w:val="FF0000"/>
+          </w:rPr>
+          <m:t>P-value</m:t>
+        </m:r>
+        <m:r>
+          <w:rPr>
+            <w:rFonts w:ascii="Cambria Math" w:hAnsi="Cambria Math"/>
+            <w:color w:val="FF0000"/>
+          </w:rPr>
+          <m:t>=0.2395</m:t>
+        </m:r>
+      </m:oMath>
+      <w:r>
+        <w:rPr>
+          <w:color w:val="FF0000"/>
+        </w:rPr>
+        <w:t>. The model fits adequately.</w:t>
       </w:r>
     </w:p>
     <w:p>
@@ -879,20 +941,9 @@
         </w:rPr>
         <w:t xml:space="preserve"> </w:t>
       </w:r>
-      <w:proofErr w:type="gramStart"/>
       <w:r>
         <w:t>and</w:t>
       </w:r>
-      <w:r>
-        <w:rPr>
-          <w:rFonts w:hint="eastAsia"/>
-        </w:rPr>
-        <w:t xml:space="preserve"> </w:t>
-      </w:r>
-      <w:r>
-        <w:t>also</w:t>
-      </w:r>
-      <w:proofErr w:type="gramEnd"/>
       <w:r>
         <w:rPr>
           <w:rFonts w:hint="eastAsia"/>
@@ -918,23 +969,7 @@
         <w:ind w:firstLine="480"/>
       </w:pPr>
       <w:r>
-        <w:t xml:space="preserve">c. Standardized residuals have </w:t>
-      </w:r>
-      <w:proofErr w:type="gramStart"/>
-      <w:r>
-        <w:t>approximate</w:t>
-      </w:r>
-      <w:proofErr w:type="gramEnd"/>
-      <w:r>
-        <w:t xml:space="preserve"> standard normal distributions (when model holds) and appropriately reflect residual </w:t>
-      </w:r>
-      <w:proofErr w:type="spellStart"/>
-      <w:r>
-        <w:t>df</w:t>
-      </w:r>
-      <w:proofErr w:type="spellEnd"/>
-      <w:r>
-        <w:t xml:space="preserve"> values (i.e., only one is nonredundant).</w:t>
+        <w:t>c. Standardized residuals have standard normal distributions (when model holds) and appropriately reflect residual df values (i.e., only one is nonredundant).</w:t>
       </w:r>
     </w:p>
     <w:p>
@@ -959,23 +994,7 @@
         <w:tab/>
       </w:r>
       <w:r>
-        <w:t xml:space="preserve">a. logit(π)=α+β2d2 +···+β6d6, where di = 1 for department </w:t>
-      </w:r>
-      <w:proofErr w:type="spellStart"/>
-      <w:r>
-        <w:t>i</w:t>
-      </w:r>
-      <w:proofErr w:type="spellEnd"/>
-      <w:r>
-        <w:t xml:space="preserve"> and di = 0 otherwise. The model fits poorly, with residual deviance = 21.7 with </w:t>
-      </w:r>
-      <w:proofErr w:type="spellStart"/>
-      <w:r>
-        <w:t>df</w:t>
-      </w:r>
-      <w:proofErr w:type="spellEnd"/>
-      <w:r>
-        <w:t xml:space="preserve"> = 6. The standardized residuals for the number of females who were admitted are (4.15, 0.50, −0.87, 0.55, −1.00, 0.62). The only lack of fit is in Department 1, where more</w:t>
+        <w:t>a. logit(π)=α+β2d2 +···+β6d6, where di = 1 for department i and di = 0 otherwise. The model fits poorly, with residual deviance = 21.7 with df = 6. The standardized residuals for the number of females who were admitted are (4.15, 0.50, −0.87, 0.55, −1.00, 0.62). The only lack of fit is in Department 1, where more</w:t>
       </w:r>
       <w:r>
         <w:rPr>
@@ -1095,15 +1114,7 @@
         <w:spacing w:line="360" w:lineRule="auto"/>
       </w:pPr>
       <w:r>
-        <w:t xml:space="preserve">a. Some centers have </w:t>
-      </w:r>
-      <w:proofErr w:type="gramStart"/>
-      <w:r>
-        <w:t>successes</w:t>
-      </w:r>
-      <w:proofErr w:type="gramEnd"/>
-      <w:r>
-        <w:t xml:space="preserve"> but some do not have any.</w:t>
+        <w:t>a. Some centers have successes but some do not have any.</w:t>
       </w:r>
     </w:p>
     <w:p>
@@ -1352,9 +1363,6 @@
     <w:p>
       <w:pPr>
         <w:spacing w:line="360" w:lineRule="auto"/>
-        <w:rPr>
-          <w:rFonts w:hint="eastAsia"/>
-        </w:rPr>
       </w:pPr>
       <w:r>
         <w:tab/>

--- a/NCKU/碩一下/Categorical data analysis/homework solution/Chapter 5.docx
+++ b/NCKU/碩一下/Categorical data analysis/homework solution/Chapter 5.docx
@@ -1159,6 +1159,9 @@
     <w:p>
       <w:pPr>
         <w:spacing w:line="360" w:lineRule="auto"/>
+        <w:rPr>
+          <w:rFonts w:hint="eastAsia"/>
+        </w:rPr>
       </w:pPr>
       <w:r>
         <w:lastRenderedPageBreak/>
@@ -1207,78 +1210,6 @@
         <w:t xml:space="preserve">a. </w:t>
       </w:r>
       <m:oMath>
-        <m:sSub>
-          <m:sSubPr>
-            <m:ctrlPr>
-              <w:rPr>
-                <w:rFonts w:ascii="Cambria Math" w:hAnsi="Cambria Math"/>
-                <w:i/>
-                <w:color w:val="FF0000"/>
-              </w:rPr>
-            </m:ctrlPr>
-          </m:sSubPr>
-          <m:e>
-            <m:r>
-              <w:rPr>
-                <w:rFonts w:ascii="Cambria Math" w:hAnsi="Cambria Math"/>
-                <w:color w:val="FF0000"/>
-              </w:rPr>
-              <m:t>z</m:t>
-            </m:r>
-          </m:e>
-          <m:sub>
-            <m:r>
-              <w:rPr>
-                <w:rFonts w:ascii="Cambria Math" w:hAnsi="Cambria Math"/>
-                <w:color w:val="FF0000"/>
-              </w:rPr>
-              <m:t>α/2</m:t>
-            </m:r>
-          </m:sub>
-        </m:sSub>
-        <m:r>
-          <w:rPr>
-            <w:rFonts w:ascii="Cambria Math" w:hAnsi="Cambria Math"/>
-            <w:color w:val="FF0000"/>
-          </w:rPr>
-          <m:t xml:space="preserve">=1.645, </m:t>
-        </m:r>
-        <m:sSub>
-          <m:sSubPr>
-            <m:ctrlPr>
-              <w:rPr>
-                <w:rFonts w:ascii="Cambria Math" w:hAnsi="Cambria Math"/>
-                <w:i/>
-                <w:color w:val="FF0000"/>
-              </w:rPr>
-            </m:ctrlPr>
-          </m:sSubPr>
-          <m:e>
-            <m:r>
-              <w:rPr>
-                <w:rFonts w:ascii="Cambria Math" w:hAnsi="Cambria Math"/>
-                <w:color w:val="FF0000"/>
-              </w:rPr>
-              <m:t>z</m:t>
-            </m:r>
-          </m:e>
-          <m:sub>
-            <m:r>
-              <w:rPr>
-                <w:rFonts w:ascii="Cambria Math" w:hAnsi="Cambria Math"/>
-                <w:color w:val="FF0000"/>
-              </w:rPr>
-              <m:t>β</m:t>
-            </m:r>
-          </m:sub>
-        </m:sSub>
-        <m:r>
-          <w:rPr>
-            <w:rFonts w:ascii="Cambria Math" w:hAnsi="Cambria Math"/>
-            <w:color w:val="FF0000"/>
-          </w:rPr>
-          <m:t xml:space="preserve">=0.842, and </m:t>
-        </m:r>
         <m:sSub>
           <m:sSubPr>
             <m:ctrlPr>
@@ -1372,6 +1303,66 @@
           <w:rFonts w:hint="eastAsia"/>
         </w:rPr>
         <w:t xml:space="preserve">b. </w:t>
+      </w:r>
+      <w:r>
+        <w:rPr>
+          <w:rFonts w:hint="eastAsia"/>
+        </w:rPr>
+        <w:t xml:space="preserve">(i) the sample size is </w:t>
+      </w:r>
+      <m:oMath>
+        <m:r>
+          <w:rPr>
+            <w:rFonts w:ascii="Cambria Math" w:hAnsi="Cambria Math" w:hint="eastAsia"/>
+          </w:rPr>
+          <m:t>317</m:t>
+        </m:r>
+      </m:oMath>
+      <w:r>
+        <w:rPr>
+          <w:rFonts w:hint="eastAsia"/>
+        </w:rPr>
+        <w:t xml:space="preserve"> for 90% CI with power 90%. </w:t>
+      </w:r>
+    </w:p>
+    <w:p>
+      <w:pPr>
+        <w:spacing w:line="360" w:lineRule="auto"/>
+        <w:ind w:firstLineChars="300" w:firstLine="720"/>
+      </w:pPr>
+      <w:r>
+        <w:rPr>
+          <w:rFonts w:hint="eastAsia"/>
+        </w:rPr>
+        <w:t xml:space="preserve">(ii) the sample size is </w:t>
+      </w:r>
+      <m:oMath>
+        <m:r>
+          <w:rPr>
+            <w:rFonts w:ascii="Cambria Math" w:hAnsi="Cambria Math" w:hint="eastAsia"/>
+          </w:rPr>
+          <m:t>291</m:t>
+        </m:r>
+      </m:oMath>
+      <w:r>
+        <w:rPr>
+          <w:rFonts w:hint="eastAsia"/>
+        </w:rPr>
+        <w:t xml:space="preserve"> for 95% CI with power 80%.</w:t>
+      </w:r>
+    </w:p>
+    <w:p>
+      <w:pPr>
+        <w:spacing w:line="360" w:lineRule="auto"/>
+        <w:rPr>
+          <w:rFonts w:hint="eastAsia"/>
+        </w:rPr>
+      </w:pPr>
+      <w:r>
+        <w:rPr>
+          <w:rFonts w:hint="eastAsia"/>
+        </w:rPr>
+        <w:t>The first context needs larger sample size.</w:t>
       </w:r>
     </w:p>
     <w:p>
